--- a/static/resume.docx
+++ b/static/resume.docx
@@ -152,7 +152,7 @@
           <w:szCs w:val="21"/>
           <w:rtl w:val="0"/>
         </w:rPr>
-        <w:t xml:space="preserve">Engineering Leader leading multiple engineering pods to deliver mission-critical, high-throughput platforms. Drives technical excellence through architecture and design reviews, code quality standards, and coaching that raises engineering maturity. Improves engineering productivity by optimizing DORA metrics — reducing lead time for changes by 70%, doubling deployment frequency, and cutting review cycle time by 50%. Creates execution clarity by defining dependency-aware roadmaps and aligning stakeholders, including CXOs, on priorities, risks, and decisions, enabling predictable delivery and faster outcomes.</w:t>
+        <w:t xml:space="preserve">Engineering Manager with 10+ years of experience leading engineering teams building mission-critical trading, risk management, and financial platforms. Led multi-team modernization and risk management initiatives spanning 15 engineers and multiple stakeholder organizations, delivering predictable execution, platform reliability, and operational excellence. Proven track record of driving engineering productivity improvements, large-scale platform transformations, and cost optimization programs while supporting systems processing 20M+ orders daily.</w:t>
       </w:r>
     </w:p>
     <w:p>
@@ -318,27 +318,27 @@
           <w:szCs w:val="21"/>
           <w:rtl w:val="0"/>
         </w:rPr>
-        <w:t xml:space="preserve">Led </w:t>
-      </w:r>
-      <w:r>
-        <w:rPr>
-          <w:rFonts w:ascii="Calibri" w:cs="Calibri" w:eastAsia="Calibri" w:hAnsi="Calibri"/>
-          <w:b w:val="1"/>
-          <w:bCs w:val="1"/>
-          <w:sz w:val="21"/>
-          <w:szCs w:val="21"/>
-          <w:rtl w:val="0"/>
-        </w:rPr>
-        <w:t xml:space="preserve">multiple pods comprising 11 engineers</w:t>
-      </w:r>
-      <w:r>
-        <w:rPr>
-          <w:rFonts w:ascii="Calibri" w:cs="Calibri" w:eastAsia="Calibri" w:hAnsi="Calibri"/>
-          <w:sz w:val="21"/>
-          <w:szCs w:val="21"/>
-          <w:rtl w:val="0"/>
-        </w:rPr>
-        <w:t xml:space="preserve"> (mid-level to tech leads across backend and QA), overseeing architecture, execution, and delivery for mission-critical trading systems.</w:t>
+        <w:t xml:space="preserve">Led multiple engineering pods comprising </w:t>
+      </w:r>
+      <w:r>
+        <w:rPr>
+          <w:rFonts w:ascii="Calibri" w:cs="Calibri" w:eastAsia="Calibri" w:hAnsi="Calibri"/>
+          <w:b w:val="1"/>
+          <w:bCs w:val="1"/>
+          <w:sz w:val="21"/>
+          <w:szCs w:val="21"/>
+          <w:rtl w:val="0"/>
+        </w:rPr>
+        <w:t xml:space="preserve">15 engineers</w:t>
+      </w:r>
+      <w:r>
+        <w:rPr>
+          <w:rFonts w:ascii="Calibri" w:cs="Calibri" w:eastAsia="Calibri" w:hAnsi="Calibri"/>
+          <w:sz w:val="21"/>
+          <w:szCs w:val="21"/>
+          <w:rtl w:val="0"/>
+        </w:rPr>
+        <w:t xml:space="preserve"> (backend and QA, mid-level to tech leads), owning architecture, execution, operational excellence, and delivery for mission-critical trading and risk management platforms.</w:t>
       </w:r>
     </w:p>
     <w:p>
@@ -354,41 +354,61 @@
           <w:tab w:val="right" w:leader="none" w:pos="10800"/>
         </w:tabs>
         <w:spacing w:after="0" w:afterAutospacing="0" w:before="0" w:beforeAutospacing="0" w:line="240" w:lineRule="auto"/>
-        <w:ind w:left="360"/>
-        <w:rPr>
-          <w:rFonts w:ascii="Calibri" w:cs="Calibri" w:eastAsia="Calibri" w:hAnsi="Calibri"/>
-          <w:sz w:val="21"/>
-          <w:szCs w:val="21"/>
-        </w:rPr>
-      </w:pPr>
-      <w:r>
-        <w:rPr>
-          <w:rFonts w:ascii="Calibri" w:cs="Calibri" w:eastAsia="Calibri" w:hAnsi="Calibri"/>
-          <w:sz w:val="21"/>
-          <w:szCs w:val="21"/>
-          <w:rtl w:val="0"/>
-        </w:rPr>
-        <w:t xml:space="preserve">Coached and mentored engineers resulting in </w:t>
-      </w:r>
-      <w:r>
-        <w:rPr>
-          <w:rFonts w:ascii="Calibri" w:cs="Calibri" w:eastAsia="Calibri" w:hAnsi="Calibri"/>
-          <w:b w:val="1"/>
-          <w:bCs w:val="1"/>
-          <w:sz w:val="21"/>
-          <w:szCs w:val="21"/>
-          <w:rtl w:val="0"/>
-        </w:rPr>
-        <w:t xml:space="preserve">3 promotions in a single </w:t>
-      </w:r>
-      <w:r>
-        <w:rPr>
-          <w:rFonts w:ascii="Calibri" w:cs="Calibri" w:eastAsia="Calibri" w:hAnsi="Calibri"/>
-          <w:sz w:val="21"/>
-          <w:szCs w:val="21"/>
-          <w:rtl w:val="0"/>
-        </w:rPr>
-        <w:t xml:space="preserve">financial year across multiple levels.</w:t>
+        <w:ind w:left="360" w:right="600"/>
+        <w:rPr>
+          <w:rFonts w:ascii="Calibri" w:cs="Calibri" w:eastAsia="Calibri" w:hAnsi="Calibri"/>
+          <w:sz w:val="21"/>
+          <w:szCs w:val="21"/>
+        </w:rPr>
+      </w:pPr>
+      <w:r>
+        <w:rPr>
+          <w:rFonts w:ascii="Calibri" w:cs="Calibri" w:eastAsia="Calibri" w:hAnsi="Calibri"/>
+          <w:sz w:val="21"/>
+          <w:szCs w:val="21"/>
+          <w:rtl w:val="0"/>
+        </w:rPr>
+        <w:t xml:space="preserve">Led modernization of a business-critical risk reporting platform, driving execution across Product, Operations, Analytics, and </w:t>
+      </w:r>
+      <w:r>
+        <w:rPr>
+          <w:rFonts w:ascii="Calibri" w:cs="Calibri" w:eastAsia="Calibri" w:hAnsi="Calibri"/>
+          <w:b w:val="1"/>
+          <w:bCs w:val="1"/>
+          <w:sz w:val="21"/>
+          <w:szCs w:val="21"/>
+          <w:rtl w:val="0"/>
+        </w:rPr>
+        <w:t xml:space="preserve">4 engineering teams</w:t>
+      </w:r>
+      <w:r>
+        <w:rPr>
+          <w:rFonts w:ascii="Calibri" w:cs="Calibri" w:eastAsia="Calibri" w:hAnsi="Calibri"/>
+          <w:sz w:val="21"/>
+          <w:szCs w:val="21"/>
+          <w:rtl w:val="0"/>
+        </w:rPr>
+        <w:t xml:space="preserve">; aligned priorities, managed complex dependencies, and delivered </w:t>
+      </w:r>
+      <w:r>
+        <w:rPr>
+          <w:rFonts w:ascii="Calibri" w:cs="Calibri" w:eastAsia="Calibri" w:hAnsi="Calibri"/>
+          <w:b w:val="1"/>
+          <w:bCs w:val="1"/>
+          <w:sz w:val="21"/>
+          <w:szCs w:val="21"/>
+          <w:rtl w:val="0"/>
+        </w:rPr>
+        <w:t xml:space="preserve">100% of planned modernization milestones</w:t>
+      </w:r>
+      <w:r>
+        <w:rPr>
+          <w:rFonts w:ascii="Calibri" w:cs="Calibri" w:eastAsia="Calibri" w:hAnsi="Calibri"/>
+          <w:sz w:val="21"/>
+          <w:szCs w:val="21"/>
+          <w:rtl w:val="0"/>
+        </w:rPr>
+        <w:t xml:space="preserve">.</w:t>
       </w:r>
     </w:p>
     <w:p>
@@ -403,67 +423,62 @@
           <w:tab w:val="left" w:leader="none" w:pos="7920"/>
           <w:tab w:val="right" w:leader="none" w:pos="10800"/>
         </w:tabs>
-        <w:spacing w:after="0" w:afterAutospacing="0" w:line="240" w:lineRule="auto"/>
-        <w:ind w:left="360"/>
-        <w:rPr>
-          <w:rFonts w:ascii="Calibri" w:cs="Calibri" w:eastAsia="Calibri" w:hAnsi="Calibri"/>
-          <w:sz w:val="21"/>
-          <w:szCs w:val="21"/>
-        </w:rPr>
-      </w:pPr>
-      <w:r>
-        <w:rPr>
-          <w:rFonts w:ascii="Calibri" w:cs="Calibri" w:eastAsia="Calibri" w:hAnsi="Calibri"/>
-          <w:sz w:val="21"/>
-          <w:szCs w:val="21"/>
-          <w:rtl w:val="0"/>
-        </w:rPr>
-        <w:t xml:space="preserve">Took over a </w:t>
-      </w:r>
-      <w:r>
-        <w:rPr>
-          <w:rFonts w:ascii="Calibri" w:cs="Calibri" w:eastAsia="Calibri" w:hAnsi="Calibri"/>
-          <w:b w:val="1"/>
-          <w:bCs w:val="1"/>
-          <w:sz w:val="21"/>
-          <w:szCs w:val="21"/>
-          <w:rtl w:val="0"/>
-        </w:rPr>
-        <w:t xml:space="preserve">high-stakes platform modernization initiative mid-cycle</w:t>
-      </w:r>
-      <w:r>
-        <w:rPr>
-          <w:rFonts w:ascii="Calibri" w:cs="Calibri" w:eastAsia="Calibri" w:hAnsi="Calibri"/>
-          <w:sz w:val="21"/>
-          <w:szCs w:val="21"/>
-          <w:rtl w:val="0"/>
-        </w:rPr>
-        <w:t xml:space="preserve">; through thorough prioritization and refining scope and milestones with stakeholders, cleared inherited backlog and delivered </w:t>
-      </w:r>
-      <w:r>
-        <w:rPr>
-          <w:rFonts w:ascii="Calibri" w:cs="Calibri" w:eastAsia="Calibri" w:hAnsi="Calibri"/>
-          <w:b w:val="1"/>
-          <w:bCs w:val="1"/>
-          <w:sz w:val="21"/>
-          <w:szCs w:val="21"/>
-          <w:rtl w:val="0"/>
-        </w:rPr>
-        <w:t xml:space="preserve">100% of quarterly roadmap commitments</w:t>
-      </w:r>
-      <w:r>
-        <w:rPr>
-          <w:rFonts w:ascii="Calibri" w:cs="Calibri" w:eastAsia="Calibri" w:hAnsi="Calibri"/>
-          <w:sz w:val="21"/>
-          <w:szCs w:val="21"/>
-          <w:rtl w:val="0"/>
-        </w:rPr>
-        <w:t xml:space="preserve"> on schedule.</w:t>
-      </w:r>
-      <w:r>
-        <w:rPr>
-          <w:rtl w:val="0"/>
-        </w:rPr>
+        <w:spacing w:after="0" w:afterAutospacing="0" w:before="0" w:beforeAutospacing="0" w:line="240" w:lineRule="auto"/>
+        <w:ind w:left="360" w:right="600"/>
+        <w:rPr>
+          <w:rFonts w:ascii="Calibri" w:cs="Calibri" w:eastAsia="Calibri" w:hAnsi="Calibri"/>
+          <w:sz w:val="21"/>
+          <w:szCs w:val="21"/>
+        </w:rPr>
+      </w:pPr>
+      <w:r>
+        <w:rPr>
+          <w:rFonts w:ascii="Calibri" w:cs="Calibri" w:eastAsia="Calibri" w:hAnsi="Calibri"/>
+          <w:sz w:val="21"/>
+          <w:szCs w:val="21"/>
+          <w:rtl w:val="0"/>
+        </w:rPr>
+        <w:t xml:space="preserve">Took ownership of a business-critical post-trade risk management initiative responsible for recovering </w:t>
+      </w:r>
+      <w:r>
+        <w:rPr>
+          <w:rFonts w:ascii="Calibri" w:cs="Calibri" w:eastAsia="Calibri" w:hAnsi="Calibri"/>
+          <w:b w:val="1"/>
+          <w:bCs w:val="1"/>
+          <w:sz w:val="21"/>
+          <w:szCs w:val="21"/>
+          <w:rtl w:val="0"/>
+        </w:rPr>
+        <w:t xml:space="preserve">$2M+ in daily shortfalls</w:t>
+      </w:r>
+      <w:r>
+        <w:rPr>
+          <w:rFonts w:ascii="Calibri" w:cs="Calibri" w:eastAsia="Calibri" w:hAnsi="Calibri"/>
+          <w:sz w:val="21"/>
+          <w:szCs w:val="21"/>
+          <w:rtl w:val="0"/>
+        </w:rPr>
+        <w:t xml:space="preserve">; stabilized delivery, aligned stakeholders, and cleared </w:t>
+      </w:r>
+      <w:r>
+        <w:rPr>
+          <w:rFonts w:ascii="Calibri" w:cs="Calibri" w:eastAsia="Calibri" w:hAnsi="Calibri"/>
+          <w:b w:val="1"/>
+          <w:bCs w:val="1"/>
+          <w:sz w:val="21"/>
+          <w:szCs w:val="21"/>
+          <w:rtl w:val="0"/>
+        </w:rPr>
+        <w:t xml:space="preserve">100% of the inherited backlog</w:t>
+      </w:r>
+      <w:r>
+        <w:rPr>
+          <w:rFonts w:ascii="Calibri" w:cs="Calibri" w:eastAsia="Calibri" w:hAnsi="Calibri"/>
+          <w:sz w:val="21"/>
+          <w:szCs w:val="21"/>
+          <w:rtl w:val="0"/>
+        </w:rPr>
+        <w:t xml:space="preserve">.</w:t>
       </w:r>
     </w:p>
     <w:p>
@@ -489,42 +504,71 @@
       <w:r>
         <w:rPr>
           <w:rFonts w:ascii="Calibri" w:cs="Calibri" w:eastAsia="Calibri" w:hAnsi="Calibri"/>
-          <w:b w:val="1"/>
-          <w:bCs w:val="1"/>
-          <w:sz w:val="21"/>
-          <w:szCs w:val="21"/>
-          <w:rtl w:val="0"/>
-        </w:rPr>
-        <w:t xml:space="preserve">Built and owned the cross-org execution plan and delivery roadmap</w:t>
-      </w:r>
-      <w:r>
-        <w:rPr>
-          <w:rFonts w:ascii="Calibri" w:cs="Calibri" w:eastAsia="Calibri" w:hAnsi="Calibri"/>
-          <w:sz w:val="21"/>
-          <w:szCs w:val="21"/>
-          <w:rtl w:val="0"/>
-        </w:rPr>
-        <w:t xml:space="preserve"> (deliverables, timelines, dependencies, critical path, risks, success criteria); drove alignment across Product, Operations, Analytics, and multiple engineering teams; </w:t>
-      </w:r>
-      <w:r>
-        <w:rPr>
-          <w:rFonts w:ascii="Calibri" w:cs="Calibri" w:eastAsia="Calibri" w:hAnsi="Calibri"/>
-          <w:b w:val="1"/>
-          <w:bCs w:val="1"/>
-          <w:sz w:val="21"/>
-          <w:szCs w:val="21"/>
-          <w:rtl w:val="0"/>
-        </w:rPr>
-        <w:t xml:space="preserve">secured timeline commitments and prioritisation across 4 teams and senior leadership</w:t>
-      </w:r>
-      <w:r>
-        <w:rPr>
-          <w:rFonts w:ascii="Calibri" w:cs="Calibri" w:eastAsia="Calibri" w:hAnsi="Calibri"/>
-          <w:sz w:val="21"/>
-          <w:szCs w:val="21"/>
-          <w:rtl w:val="0"/>
-        </w:rPr>
-        <w:t xml:space="preserve">, unblocking critical dependencies.</w:t>
+          <w:sz w:val="21"/>
+          <w:szCs w:val="21"/>
+          <w:rtl w:val="0"/>
+        </w:rPr>
+        <w:t xml:space="preserve">Improved engineering productivity through standardized development practices and AI-assisted development workflows, reducing </w:t>
+      </w:r>
+      <w:r>
+        <w:rPr>
+          <w:rFonts w:ascii="Calibri" w:cs="Calibri" w:eastAsia="Calibri" w:hAnsi="Calibri"/>
+          <w:b w:val="1"/>
+          <w:bCs w:val="1"/>
+          <w:sz w:val="21"/>
+          <w:szCs w:val="21"/>
+          <w:rtl w:val="0"/>
+        </w:rPr>
+        <w:t xml:space="preserve">lead time for changes by 70%</w:t>
+      </w:r>
+      <w:r>
+        <w:rPr>
+          <w:rFonts w:ascii="Calibri" w:cs="Calibri" w:eastAsia="Calibri" w:hAnsi="Calibri"/>
+          <w:sz w:val="21"/>
+          <w:szCs w:val="21"/>
+          <w:rtl w:val="0"/>
+        </w:rPr>
+        <w:t xml:space="preserve">, </w:t>
+      </w:r>
+      <w:r>
+        <w:rPr>
+          <w:rFonts w:ascii="Calibri" w:cs="Calibri" w:eastAsia="Calibri" w:hAnsi="Calibri"/>
+          <w:b w:val="1"/>
+          <w:bCs w:val="1"/>
+          <w:sz w:val="21"/>
+          <w:szCs w:val="21"/>
+          <w:rtl w:val="0"/>
+        </w:rPr>
+        <w:t xml:space="preserve">review cycle time by 50%</w:t>
+      </w:r>
+      <w:r>
+        <w:rPr>
+          <w:rFonts w:ascii="Calibri" w:cs="Calibri" w:eastAsia="Calibri" w:hAnsi="Calibri"/>
+          <w:sz w:val="21"/>
+          <w:szCs w:val="21"/>
+          <w:rtl w:val="0"/>
+        </w:rPr>
+        <w:t xml:space="preserve">, and </w:t>
+      </w:r>
+      <w:r>
+        <w:rPr>
+          <w:rFonts w:ascii="Calibri" w:cs="Calibri" w:eastAsia="Calibri" w:hAnsi="Calibri"/>
+          <w:b w:val="1"/>
+          <w:bCs w:val="1"/>
+          <w:sz w:val="21"/>
+          <w:szCs w:val="21"/>
+          <w:rtl w:val="0"/>
+        </w:rPr>
+        <w:t xml:space="preserve">average PR size by 72%</w:t>
+      </w:r>
+      <w:r>
+        <w:rPr>
+          <w:rFonts w:ascii="Calibri" w:cs="Calibri" w:eastAsia="Calibri" w:hAnsi="Calibri"/>
+          <w:sz w:val="21"/>
+          <w:szCs w:val="21"/>
+          <w:rtl w:val="0"/>
+        </w:rPr>
+        <w:t xml:space="preserve">.</w:t>
       </w:r>
     </w:p>
     <w:p>
@@ -539,84 +583,33 @@
           <w:tab w:val="left" w:leader="none" w:pos="7920"/>
           <w:tab w:val="right" w:leader="none" w:pos="10800"/>
         </w:tabs>
-        <w:spacing w:line="240" w:lineRule="auto"/>
-        <w:ind w:left="360"/>
-        <w:rPr>
-          <w:rFonts w:ascii="Calibri" w:cs="Calibri" w:eastAsia="Calibri" w:hAnsi="Calibri"/>
-          <w:sz w:val="21"/>
-          <w:szCs w:val="21"/>
-        </w:rPr>
-      </w:pPr>
-      <w:r>
-        <w:rPr>
-          <w:rFonts w:ascii="Calibri" w:cs="Calibri" w:eastAsia="Calibri" w:hAnsi="Calibri"/>
-          <w:b w:val="1"/>
-          <w:bCs w:val="1"/>
-          <w:sz w:val="21"/>
-          <w:szCs w:val="21"/>
-          <w:rtl w:val="0"/>
-        </w:rPr>
-        <w:t xml:space="preserve">Improved productivity and DORA metrics</w:t>
-      </w:r>
-      <w:r>
-        <w:rPr>
-          <w:rFonts w:ascii="Calibri" w:cs="Calibri" w:eastAsia="Calibri" w:hAnsi="Calibri"/>
-          <w:sz w:val="21"/>
-          <w:szCs w:val="21"/>
-          <w:rtl w:val="0"/>
-        </w:rPr>
-        <w:t xml:space="preserve"> — reduced lead time for changes by </w:t>
-      </w:r>
-      <w:r>
-        <w:rPr>
-          <w:rFonts w:ascii="Calibri" w:cs="Calibri" w:eastAsia="Calibri" w:hAnsi="Calibri"/>
-          <w:b w:val="1"/>
-          <w:bCs w:val="1"/>
-          <w:sz w:val="21"/>
-          <w:szCs w:val="21"/>
-          <w:rtl w:val="0"/>
-        </w:rPr>
-        <w:t xml:space="preserve">70%</w:t>
-      </w:r>
-      <w:r>
-        <w:rPr>
-          <w:rFonts w:ascii="Calibri" w:cs="Calibri" w:eastAsia="Calibri" w:hAnsi="Calibri"/>
-          <w:sz w:val="21"/>
-          <w:szCs w:val="21"/>
-          <w:rtl w:val="0"/>
-        </w:rPr>
-        <w:t xml:space="preserve">, cut review cycle time by </w:t>
-      </w:r>
-      <w:r>
-        <w:rPr>
-          <w:rFonts w:ascii="Calibri" w:cs="Calibri" w:eastAsia="Calibri" w:hAnsi="Calibri"/>
-          <w:b w:val="1"/>
-          <w:bCs w:val="1"/>
-          <w:sz w:val="21"/>
-          <w:szCs w:val="21"/>
-          <w:rtl w:val="0"/>
-        </w:rPr>
-        <w:t xml:space="preserve">50%</w:t>
-      </w:r>
-      <w:r>
-        <w:rPr>
-          <w:rFonts w:ascii="Calibri" w:cs="Calibri" w:eastAsia="Calibri" w:hAnsi="Calibri"/>
-          <w:sz w:val="21"/>
-          <w:szCs w:val="21"/>
-          <w:rtl w:val="0"/>
-        </w:rPr>
-        <w:t xml:space="preserve">, and reduced average PR size by </w:t>
-      </w:r>
-      <w:r>
-        <w:rPr>
-          <w:rFonts w:ascii="Calibri" w:cs="Calibri" w:eastAsia="Calibri" w:hAnsi="Calibri"/>
-          <w:b w:val="1"/>
-          <w:bCs w:val="1"/>
-          <w:sz w:val="21"/>
-          <w:szCs w:val="21"/>
-          <w:rtl w:val="0"/>
-        </w:rPr>
-        <w:t xml:space="preserve">72%</w:t>
+        <w:spacing w:after="0" w:afterAutospacing="0" w:before="0" w:beforeAutospacing="0" w:line="240" w:lineRule="auto"/>
+        <w:ind w:left="360" w:right="600"/>
+        <w:rPr>
+          <w:rFonts w:ascii="Calibri" w:cs="Calibri" w:eastAsia="Calibri" w:hAnsi="Calibri"/>
+          <w:sz w:val="21"/>
+          <w:szCs w:val="21"/>
+        </w:rPr>
+      </w:pPr>
+      <w:r>
+        <w:rPr>
+          <w:rFonts w:ascii="Calibri" w:cs="Calibri" w:eastAsia="Calibri" w:hAnsi="Calibri"/>
+          <w:sz w:val="21"/>
+          <w:szCs w:val="21"/>
+          <w:rtl w:val="0"/>
+        </w:rPr>
+        <w:t xml:space="preserve">Built a high-performing engineering team through coaching, mentorship, and growth planning, resulting in </w:t>
+      </w:r>
+      <w:r>
+        <w:rPr>
+          <w:rFonts w:ascii="Calibri" w:cs="Calibri" w:eastAsia="Calibri" w:hAnsi="Calibri"/>
+          <w:b w:val="1"/>
+          <w:bCs w:val="1"/>
+          <w:sz w:val="21"/>
+          <w:szCs w:val="21"/>
+          <w:rtl w:val="0"/>
+        </w:rPr>
+        <w:t xml:space="preserve">5 promotions across two consecutive performance cycles</w:t>
       </w:r>
       <w:r>
         <w:rPr>
@@ -640,73 +633,107 @@
           <w:tab w:val="left" w:leader="none" w:pos="7920"/>
           <w:tab w:val="right" w:leader="none" w:pos="10800"/>
         </w:tabs>
-        <w:spacing w:line="240" w:lineRule="auto"/>
-        <w:ind w:left="360"/>
-        <w:rPr>
-          <w:rFonts w:ascii="Calibri" w:cs="Calibri" w:eastAsia="Calibri" w:hAnsi="Calibri"/>
-          <w:sz w:val="21"/>
-          <w:szCs w:val="21"/>
-        </w:rPr>
-      </w:pPr>
-      <w:r>
-        <w:rPr>
-          <w:rFonts w:ascii="Calibri" w:cs="Calibri" w:eastAsia="Calibri" w:hAnsi="Calibri"/>
-          <w:b w:val="1"/>
-          <w:bCs w:val="1"/>
-          <w:sz w:val="21"/>
-          <w:szCs w:val="21"/>
-          <w:rtl w:val="0"/>
-        </w:rPr>
-        <w:t xml:space="preserve">Set a culture</w:t>
-      </w:r>
-      <w:r>
-        <w:rPr>
-          <w:rFonts w:ascii="Calibri" w:cs="Calibri" w:eastAsia="Calibri" w:hAnsi="Calibri"/>
-          <w:sz w:val="21"/>
-          <w:szCs w:val="21"/>
-          <w:rtl w:val="0"/>
-        </w:rPr>
-        <w:t xml:space="preserve"> of code and design reviews</w:t>
-      </w:r>
-      <w:r>
-        <w:rPr>
-          <w:rFonts w:ascii="Calibri" w:cs="Calibri" w:eastAsia="Calibri" w:hAnsi="Calibri"/>
-          <w:b w:val="1"/>
-          <w:bCs w:val="1"/>
-          <w:sz w:val="21"/>
-          <w:szCs w:val="21"/>
-          <w:rtl w:val="0"/>
-        </w:rPr>
-        <w:t xml:space="preserve">; </w:t>
-      </w:r>
-      <w:r>
-        <w:rPr>
-          <w:rFonts w:ascii="Calibri" w:cs="Calibri" w:eastAsia="Calibri" w:hAnsi="Calibri"/>
-          <w:sz w:val="21"/>
-          <w:szCs w:val="21"/>
-          <w:rtl w:val="0"/>
-        </w:rPr>
-        <w:t xml:space="preserve">mentored engineers through </w:t>
-      </w:r>
-      <w:r>
-        <w:rPr>
-          <w:rFonts w:ascii="Calibri" w:cs="Calibri" w:eastAsia="Calibri" w:hAnsi="Calibri"/>
-          <w:b w:val="1"/>
-          <w:bCs w:val="1"/>
-          <w:sz w:val="21"/>
-          <w:szCs w:val="21"/>
-          <w:rtl w:val="0"/>
-        </w:rPr>
-        <w:t xml:space="preserve">pairing sessions and design reviews;</w:t>
-      </w:r>
-      <w:r>
-        <w:rPr>
-          <w:rFonts w:ascii="Calibri" w:cs="Calibri" w:eastAsia="Calibri" w:hAnsi="Calibri"/>
-          <w:sz w:val="21"/>
-          <w:szCs w:val="21"/>
-          <w:rtl w:val="0"/>
-        </w:rPr>
-        <w:t xml:space="preserve"> set standards for code quality and design documents resulting in better engineering quality and velocity.</w:t>
+        <w:spacing w:after="0" w:afterAutospacing="0" w:before="0" w:beforeAutospacing="0" w:line="240" w:lineRule="auto"/>
+        <w:ind w:left="360" w:right="600"/>
+        <w:rPr>
+          <w:rFonts w:ascii="Calibri" w:cs="Calibri" w:eastAsia="Calibri" w:hAnsi="Calibri"/>
+          <w:sz w:val="21"/>
+          <w:szCs w:val="21"/>
+        </w:rPr>
+      </w:pPr>
+      <w:r>
+        <w:rPr>
+          <w:rFonts w:ascii="Calibri" w:cs="Calibri" w:eastAsia="Calibri" w:hAnsi="Calibri"/>
+          <w:sz w:val="21"/>
+          <w:szCs w:val="21"/>
+          <w:rtl w:val="0"/>
+        </w:rPr>
+        <w:t xml:space="preserve">Led architectural evolution and scalability initiatives for a low-latency risk and order management platform supporting </w:t>
+      </w:r>
+      <w:r>
+        <w:rPr>
+          <w:rFonts w:ascii="Calibri" w:cs="Calibri" w:eastAsia="Calibri" w:hAnsi="Calibri"/>
+          <w:b w:val="1"/>
+          <w:bCs w:val="1"/>
+          <w:sz w:val="21"/>
+          <w:szCs w:val="21"/>
+          <w:rtl w:val="0"/>
+        </w:rPr>
+        <w:t xml:space="preserve">75M+ orders daily</w:t>
+      </w:r>
+      <w:r>
+        <w:rPr>
+          <w:rFonts w:ascii="Calibri" w:cs="Calibri" w:eastAsia="Calibri" w:hAnsi="Calibri"/>
+          <w:sz w:val="21"/>
+          <w:szCs w:val="21"/>
+          <w:rtl w:val="0"/>
+        </w:rPr>
+        <w:t xml:space="preserve">, processing </w:t>
+      </w:r>
+      <w:r>
+        <w:rPr>
+          <w:rFonts w:ascii="Calibri" w:cs="Calibri" w:eastAsia="Calibri" w:hAnsi="Calibri"/>
+          <w:b w:val="1"/>
+          <w:bCs w:val="1"/>
+          <w:sz w:val="21"/>
+          <w:szCs w:val="21"/>
+          <w:rtl w:val="0"/>
+        </w:rPr>
+        <w:t xml:space="preserve">4K writes/sec</w:t>
+      </w:r>
+      <w:r>
+        <w:rPr>
+          <w:rFonts w:ascii="Calibri" w:cs="Calibri" w:eastAsia="Calibri" w:hAnsi="Calibri"/>
+          <w:sz w:val="21"/>
+          <w:szCs w:val="21"/>
+          <w:rtl w:val="0"/>
+        </w:rPr>
+        <w:t xml:space="preserve"> and </w:t>
+      </w:r>
+      <w:r>
+        <w:rPr>
+          <w:rFonts w:ascii="Calibri" w:cs="Calibri" w:eastAsia="Calibri" w:hAnsi="Calibri"/>
+          <w:b w:val="1"/>
+          <w:bCs w:val="1"/>
+          <w:sz w:val="21"/>
+          <w:szCs w:val="21"/>
+          <w:rtl w:val="0"/>
+        </w:rPr>
+        <w:t xml:space="preserve">50K reads/sec</w:t>
+      </w:r>
+      <w:r>
+        <w:rPr>
+          <w:rFonts w:ascii="Calibri" w:cs="Calibri" w:eastAsia="Calibri" w:hAnsi="Calibri"/>
+          <w:sz w:val="21"/>
+          <w:szCs w:val="21"/>
+          <w:rtl w:val="0"/>
+        </w:rPr>
+        <w:t xml:space="preserve"> with </w:t>
+      </w:r>
+      <w:r>
+        <w:rPr>
+          <w:rFonts w:ascii="Calibri" w:cs="Calibri" w:eastAsia="Calibri" w:hAnsi="Calibri"/>
+          <w:b w:val="1"/>
+          <w:bCs w:val="1"/>
+          <w:sz w:val="21"/>
+          <w:szCs w:val="21"/>
+          <w:rtl w:val="0"/>
+        </w:rPr>
+        <w:t xml:space="preserve">P99 latency below 50ms</w:t>
+      </w:r>
+      <w:r>
+        <w:rPr>
+          <w:rFonts w:ascii="Calibri" w:cs="Calibri" w:eastAsia="Calibri" w:hAnsi="Calibri"/>
+          <w:sz w:val="21"/>
+          <w:szCs w:val="21"/>
+          <w:rtl w:val="0"/>
+        </w:rPr>
+        <w:t xml:space="preserve">.</w:t>
+      </w:r>
+      <w:r>
+        <w:rPr>
+          <w:rtl w:val="0"/>
+        </w:rPr>
       </w:r>
     </w:p>
     <w:p>
@@ -721,44 +748,28 @@
           <w:tab w:val="left" w:leader="none" w:pos="7920"/>
           <w:tab w:val="right" w:leader="none" w:pos="10800"/>
         </w:tabs>
-        <w:spacing w:line="240" w:lineRule="auto"/>
+        <w:spacing w:after="240" w:before="0" w:beforeAutospacing="0" w:line="240" w:lineRule="auto"/>
         <w:ind w:left="360"/>
-        <w:rPr>
-          <w:rFonts w:ascii="Calibri" w:cs="Calibri" w:eastAsia="Calibri" w:hAnsi="Calibri"/>
-          <w:sz w:val="21"/>
-          <w:szCs w:val="21"/>
-        </w:rPr>
-      </w:pPr>
-      <w:r>
-        <w:rPr>
-          <w:rFonts w:ascii="Calibri" w:cs="Calibri" w:eastAsia="Calibri" w:hAnsi="Calibri"/>
-          <w:b w:val="1"/>
-          <w:bCs w:val="1"/>
-          <w:sz w:val="21"/>
-          <w:szCs w:val="21"/>
-          <w:rtl w:val="0"/>
-        </w:rPr>
-        <w:t xml:space="preserve">Provided architectural direction for a low-latency order execution platform </w:t>
-      </w:r>
-      <w:r>
-        <w:rPr>
-          <w:rFonts w:ascii="Calibri" w:cs="Calibri" w:eastAsia="Calibri" w:hAnsi="Calibri"/>
-          <w:sz w:val="21"/>
-          <w:szCs w:val="21"/>
-          <w:rtl w:val="0"/>
-        </w:rPr>
-        <w:t xml:space="preserve">order execution platform processing </w:t>
-      </w:r>
-      <w:r>
-        <w:rPr>
-          <w:rFonts w:ascii="Calibri" w:cs="Calibri" w:eastAsia="Calibri" w:hAnsi="Calibri"/>
-          <w:b w:val="1"/>
-          <w:bCs w:val="1"/>
-          <w:sz w:val="21"/>
-          <w:szCs w:val="21"/>
-          <w:rtl w:val="0"/>
-        </w:rPr>
-        <w:t xml:space="preserve">4K writes/sec and 50K reads/sec (P99 latency &lt; 25ms)</w:t>
+      </w:pPr>
+      <w:r>
+        <w:rPr>
+          <w:rFonts w:ascii="Calibri" w:cs="Calibri" w:eastAsia="Calibri" w:hAnsi="Calibri"/>
+          <w:sz w:val="21"/>
+          <w:szCs w:val="21"/>
+          <w:rtl w:val="0"/>
+        </w:rPr>
+        <w:t xml:space="preserve">Driving a multi-quarter cost optimization program through service consolidation, platform rationalization, and migration from licensed SQL Server databases to PostgreSQL, targeting a </w:t>
+      </w:r>
+      <w:r>
+        <w:rPr>
+          <w:rFonts w:ascii="Calibri" w:cs="Calibri" w:eastAsia="Calibri" w:hAnsi="Calibri"/>
+          <w:b w:val="1"/>
+          <w:bCs w:val="1"/>
+          <w:sz w:val="21"/>
+          <w:szCs w:val="21"/>
+          <w:rtl w:val="0"/>
+        </w:rPr>
+        <w:t xml:space="preserve">40% reduction in infrastructure and licensing costs</w:t>
       </w:r>
       <w:r>
         <w:rPr>
@@ -768,106 +779,6 @@
           <w:rtl w:val="0"/>
         </w:rPr>
         <w:t xml:space="preserve">.</w:t>
-      </w:r>
-    </w:p>
-    <w:p>
-      <w:pPr>
-        <w:numPr>
-          <w:ilvl w:val="0"/>
-          <w:numId w:val="1"/>
-        </w:numPr>
-        <w:tabs>
-          <w:tab w:val="left" w:leader="none" w:pos="360"/>
-          <w:tab w:val="left" w:leader="none" w:pos="5760"/>
-          <w:tab w:val="left" w:leader="none" w:pos="7920"/>
-          <w:tab w:val="right" w:leader="none" w:pos="10800"/>
-        </w:tabs>
-        <w:spacing w:after="0" w:afterAutospacing="0" w:line="240" w:lineRule="auto"/>
-        <w:ind w:left="360"/>
-        <w:rPr>
-          <w:rFonts w:ascii="Calibri" w:cs="Calibri" w:eastAsia="Calibri" w:hAnsi="Calibri"/>
-          <w:sz w:val="21"/>
-          <w:szCs w:val="21"/>
-        </w:rPr>
-      </w:pPr>
-      <w:r>
-        <w:rPr>
-          <w:rFonts w:ascii="Calibri" w:cs="Calibri" w:eastAsia="Calibri" w:hAnsi="Calibri"/>
-          <w:sz w:val="21"/>
-          <w:szCs w:val="21"/>
-          <w:rtl w:val="0"/>
-        </w:rPr>
-        <w:t xml:space="preserve">Established </w:t>
-      </w:r>
-      <w:r>
-        <w:rPr>
-          <w:rFonts w:ascii="Calibri" w:cs="Calibri" w:eastAsia="Calibri" w:hAnsi="Calibri"/>
-          <w:b w:val="1"/>
-          <w:bCs w:val="1"/>
-          <w:sz w:val="21"/>
-          <w:szCs w:val="21"/>
-          <w:rtl w:val="0"/>
-        </w:rPr>
-        <w:t xml:space="preserve">on-call rotations, stakeholder communication channels, SLO/SLA standards, monitoring, and alerting</w:t>
-      </w:r>
-      <w:r>
-        <w:rPr>
-          <w:rFonts w:ascii="Calibri" w:cs="Calibri" w:eastAsia="Calibri" w:hAnsi="Calibri"/>
-          <w:sz w:val="21"/>
-          <w:szCs w:val="21"/>
-          <w:rtl w:val="0"/>
-        </w:rPr>
-        <w:t xml:space="preserve">, reducing escalations and improving platform reliability.</w:t>
-      </w:r>
-    </w:p>
-    <w:p>
-      <w:pPr>
-        <w:numPr>
-          <w:ilvl w:val="0"/>
-          <w:numId w:val="1"/>
-        </w:numPr>
-        <w:tabs>
-          <w:tab w:val="left" w:leader="none" w:pos="360"/>
-          <w:tab w:val="left" w:leader="none" w:pos="5760"/>
-          <w:tab w:val="left" w:leader="none" w:pos="7920"/>
-          <w:tab w:val="right" w:leader="none" w:pos="10800"/>
-        </w:tabs>
-        <w:spacing w:after="240" w:before="0" w:beforeAutospacing="0" w:line="240" w:lineRule="auto"/>
-        <w:ind w:left="360" w:right="600"/>
-        <w:rPr>
-          <w:rFonts w:ascii="Calibri" w:cs="Calibri" w:eastAsia="Calibri" w:hAnsi="Calibri"/>
-          <w:sz w:val="21"/>
-          <w:szCs w:val="21"/>
-        </w:rPr>
-      </w:pPr>
-      <w:r>
-        <w:rPr>
-          <w:rFonts w:ascii="Calibri" w:cs="Calibri" w:eastAsia="Calibri" w:hAnsi="Calibri"/>
-          <w:sz w:val="21"/>
-          <w:szCs w:val="21"/>
-          <w:rtl w:val="0"/>
-        </w:rPr>
-        <w:t xml:space="preserve">Stabilized execution during a major business pivot by </w:t>
-      </w:r>
-      <w:r>
-        <w:rPr>
-          <w:rFonts w:ascii="Calibri" w:cs="Calibri" w:eastAsia="Calibri" w:hAnsi="Calibri"/>
-          <w:b w:val="1"/>
-          <w:bCs w:val="1"/>
-          <w:sz w:val="21"/>
-          <w:szCs w:val="21"/>
-          <w:rtl w:val="0"/>
-        </w:rPr>
-        <w:t xml:space="preserve">re-scoping roadmap, sequencing priorities, and managing stakeholder expectations</w:t>
-      </w:r>
-      <w:r>
-        <w:rPr>
-          <w:rFonts w:ascii="Calibri" w:cs="Calibri" w:eastAsia="Calibri" w:hAnsi="Calibri"/>
-          <w:sz w:val="21"/>
-          <w:szCs w:val="21"/>
-          <w:rtl w:val="0"/>
-        </w:rPr>
-        <w:t xml:space="preserve"> across product, operations, and engineering.</w:t>
       </w:r>
     </w:p>
     <w:p>
@@ -1014,7 +925,7 @@
           <w:szCs w:val="21"/>
           <w:rtl w:val="0"/>
         </w:rPr>
-        <w:t xml:space="preserve"> delivering the in-house risk management platform supporting around </w:t>
+        <w:t xml:space="preserve"> delivering the in-house order management platform supporting around </w:t>
       </w:r>
       <w:r>
         <w:rPr>
@@ -1045,7 +956,7 @@
           <w:szCs w:val="21"/>
           <w:rtl w:val="0"/>
         </w:rPr>
-        <w:t xml:space="preserve">P99 25 ms</w:t>
+        <w:t xml:space="preserve">P99 50ms</w:t>
       </w:r>
       <w:r>
         <w:rPr>
@@ -1364,23 +1275,6 @@
         </w:rPr>
         <w:t xml:space="preserve"> to expand leadership scope across additional initiatives.</w:t>
       </w:r>
-    </w:p>
-    <w:p>
-      <w:pPr>
-        <w:tabs>
-          <w:tab w:val="left" w:leader="none" w:pos="360"/>
-          <w:tab w:val="left" w:leader="none" w:pos="270"/>
-          <w:tab w:val="left" w:leader="none" w:pos="5760"/>
-          <w:tab w:val="left" w:leader="none" w:pos="7920"/>
-          <w:tab w:val="right" w:leader="none" w:pos="10800"/>
-        </w:tabs>
-        <w:spacing w:after="240" w:before="240" w:line="240" w:lineRule="auto"/>
-        <w:rPr>
-          <w:rFonts w:ascii="Calibri" w:cs="Calibri" w:eastAsia="Calibri" w:hAnsi="Calibri"/>
-          <w:sz w:val="21"/>
-          <w:szCs w:val="21"/>
-        </w:rPr>
-      </w:pPr>
       <w:r>
         <w:rPr>
           <w:rtl w:val="0"/>
@@ -1508,6 +1402,38 @@
         </w:rPr>
         <w:t xml:space="preserve">Led and mentored a 6-person team delivering an automated central identity verification platform processing 100 doc sets/second across 8 stages per set.</w:t>
       </w:r>
+    </w:p>
+    <w:p>
+      <w:pPr>
+        <w:numPr>
+          <w:ilvl w:val="0"/>
+          <w:numId w:val="2"/>
+        </w:numPr>
+        <w:tabs>
+          <w:tab w:val="left" w:leader="none" w:pos="360"/>
+          <w:tab w:val="left" w:leader="none" w:pos="1440"/>
+          <w:tab w:val="left" w:leader="none" w:pos="5760"/>
+          <w:tab w:val="left" w:leader="none" w:pos="7920"/>
+          <w:tab w:val="right" w:leader="none" w:pos="10800"/>
+        </w:tabs>
+        <w:spacing w:line="240" w:lineRule="auto"/>
+        <w:ind w:left="360" w:hanging="360"/>
+        <w:rPr>
+          <w:rFonts w:ascii="Calibri" w:cs="Calibri" w:eastAsia="Calibri" w:hAnsi="Calibri"/>
+          <w:sz w:val="21"/>
+          <w:szCs w:val="21"/>
+          <w:u w:val="none"/>
+        </w:rPr>
+      </w:pPr>
+      <w:r>
+        <w:rPr>
+          <w:rFonts w:ascii="Calibri" w:cs="Calibri" w:eastAsia="Calibri" w:hAnsi="Calibri"/>
+          <w:sz w:val="21"/>
+          <w:szCs w:val="21"/>
+          <w:rtl w:val="0"/>
+        </w:rPr>
+        <w:t xml:space="preserve">Utilised in-house ML/AI models for categorising deepfakes and spoofs to ensure higher quality output.</w:t>
+      </w:r>
       <w:r>
         <w:rPr>
           <w:rtl w:val="0"/>
@@ -2504,7 +2430,7 @@
           <w:szCs w:val="21"/>
           <w:rtl w:val="0"/>
         </w:rPr>
-        <w:t xml:space="preserve">: Java, Go, Javascript, Python</w:t>
+        <w:t xml:space="preserve">: Java, Go, Python, Javascript</w:t>
       </w:r>
     </w:p>
     <w:p>
@@ -2562,6 +2488,43 @@
           <w:rtl w:val="0"/>
         </w:rPr>
         <w:t xml:space="preserve">: Docker, Kubernetes, Kafka, Node.js, Spring Boot, RabbitMQ, AWS, Redis, gRPC, REST APIs, Prometheus, Grafana</w:t>
+      </w:r>
+    </w:p>
+    <w:p>
+      <w:pPr>
+        <w:tabs>
+          <w:tab w:val="left" w:leader="none" w:pos="360"/>
+          <w:tab w:val="left" w:leader="none" w:pos="2070"/>
+          <w:tab w:val="left" w:leader="none" w:pos="5760"/>
+          <w:tab w:val="left" w:leader="none" w:pos="7920"/>
+          <w:tab w:val="right" w:leader="none" w:pos="10800"/>
+        </w:tabs>
+        <w:spacing w:line="240" w:lineRule="auto"/>
+        <w:rPr>
+          <w:rFonts w:ascii="Calibri" w:cs="Calibri" w:eastAsia="Calibri" w:hAnsi="Calibri"/>
+          <w:sz w:val="21"/>
+          <w:szCs w:val="21"/>
+        </w:rPr>
+      </w:pPr>
+      <w:r>
+        <w:rPr>
+          <w:rFonts w:ascii="Calibri" w:cs="Calibri" w:eastAsia="Calibri" w:hAnsi="Calibri"/>
+          <w:b w:val="1"/>
+          <w:bCs w:val="1"/>
+          <w:sz w:val="21"/>
+          <w:szCs w:val="21"/>
+          <w:rtl w:val="0"/>
+        </w:rPr>
+        <w:t xml:space="preserve">AI Tools: </w:t>
+      </w:r>
+      <w:r>
+        <w:rPr>
+          <w:rFonts w:ascii="Calibri" w:cs="Calibri" w:eastAsia="Calibri" w:hAnsi="Calibri"/>
+          <w:sz w:val="21"/>
+          <w:szCs w:val="21"/>
+          <w:rtl w:val="0"/>
+        </w:rPr>
+        <w:t xml:space="preserve">Cursor, ChatGPT</w:t>
       </w:r>
     </w:p>
     <w:p>

--- a/static/resume.docx
+++ b/static/resume.docx
@@ -779,6 +779,7 @@
           <w:rtl w:val="0"/>
         </w:rPr>
         <w:t xml:space="preserve">.</w:t>
+        <w:br w:type="textWrapping"/>
       </w:r>
     </w:p>
     <w:p>

--- a/static/resume.docx
+++ b/static/resume.docx
@@ -329,7 +329,7 @@
           <w:szCs w:val="21"/>
           <w:rtl w:val="0"/>
         </w:rPr>
-        <w:t xml:space="preserve">15 engineers</w:t>
+        <w:t xml:space="preserve">13 engineers</w:t>
       </w:r>
       <w:r>
         <w:rPr>
@@ -354,21 +354,36 @@
           <w:tab w:val="right" w:leader="none" w:pos="10800"/>
         </w:tabs>
         <w:spacing w:after="0" w:afterAutospacing="0" w:before="0" w:beforeAutospacing="0" w:line="240" w:lineRule="auto"/>
-        <w:ind w:left="360" w:right="600"/>
-        <w:rPr>
-          <w:rFonts w:ascii="Calibri" w:cs="Calibri" w:eastAsia="Calibri" w:hAnsi="Calibri"/>
-          <w:sz w:val="21"/>
-          <w:szCs w:val="21"/>
-        </w:rPr>
-      </w:pPr>
-      <w:r>
-        <w:rPr>
-          <w:rFonts w:ascii="Calibri" w:cs="Calibri" w:eastAsia="Calibri" w:hAnsi="Calibri"/>
-          <w:sz w:val="21"/>
-          <w:szCs w:val="21"/>
-          <w:rtl w:val="0"/>
-        </w:rPr>
-        <w:t xml:space="preserve">Led modernization of a business-critical risk reporting platform, driving execution across Product, Operations, Analytics, and </w:t>
+        <w:ind w:left="360"/>
+      </w:pPr>
+      <w:r>
+        <w:rPr>
+          <w:rFonts w:ascii="Calibri" w:cs="Calibri" w:eastAsia="Calibri" w:hAnsi="Calibri"/>
+          <w:sz w:val="21"/>
+          <w:szCs w:val="21"/>
+          <w:rtl w:val="0"/>
+        </w:rPr>
+        <w:t xml:space="preserve">Led modernization of a </w:t>
+      </w:r>
+      <w:r>
+        <w:rPr>
+          <w:rFonts w:ascii="Calibri" w:cs="Calibri" w:eastAsia="Calibri" w:hAnsi="Calibri"/>
+          <w:b w:val="1"/>
+          <w:bCs w:val="1"/>
+          <w:sz w:val="21"/>
+          <w:szCs w:val="21"/>
+          <w:rtl w:val="0"/>
+        </w:rPr>
+        <w:t xml:space="preserve">business-critical risk reporting platform</w:t>
+      </w:r>
+      <w:r>
+        <w:rPr>
+          <w:rFonts w:ascii="Calibri" w:cs="Calibri" w:eastAsia="Calibri" w:hAnsi="Calibri"/>
+          <w:sz w:val="21"/>
+          <w:szCs w:val="21"/>
+          <w:rtl w:val="0"/>
+        </w:rPr>
+        <w:t xml:space="preserve"> across Product, Operations, Analytics, and </w:t>
       </w:r>
       <w:r>
         <w:rPr>
@@ -388,7 +403,7 @@
           <w:szCs w:val="21"/>
           <w:rtl w:val="0"/>
         </w:rPr>
-        <w:t xml:space="preserve">; aligned priorities, managed complex dependencies, and delivered </w:t>
+        <w:t xml:space="preserve">; managed dependencies, aligned stakeholders, and delivered </w:t>
       </w:r>
       <w:r>
         <w:rPr>
@@ -424,12 +439,7 @@
           <w:tab w:val="right" w:leader="none" w:pos="10800"/>
         </w:tabs>
         <w:spacing w:after="0" w:afterAutospacing="0" w:before="0" w:beforeAutospacing="0" w:line="240" w:lineRule="auto"/>
-        <w:ind w:left="360" w:right="600"/>
-        <w:rPr>
-          <w:rFonts w:ascii="Calibri" w:cs="Calibri" w:eastAsia="Calibri" w:hAnsi="Calibri"/>
-          <w:sz w:val="21"/>
-          <w:szCs w:val="21"/>
-        </w:rPr>
+        <w:ind w:left="360"/>
       </w:pPr>
       <w:r>
         <w:rPr>
@@ -494,21 +504,16 @@
           <w:tab w:val="right" w:leader="none" w:pos="10800"/>
         </w:tabs>
         <w:spacing w:after="0" w:afterAutospacing="0" w:before="0" w:beforeAutospacing="0" w:line="240" w:lineRule="auto"/>
-        <w:ind w:left="360" w:right="600"/>
-        <w:rPr>
-          <w:rFonts w:ascii="Calibri" w:cs="Calibri" w:eastAsia="Calibri" w:hAnsi="Calibri"/>
-          <w:sz w:val="21"/>
-          <w:szCs w:val="21"/>
-        </w:rPr>
-      </w:pPr>
-      <w:r>
-        <w:rPr>
-          <w:rFonts w:ascii="Calibri" w:cs="Calibri" w:eastAsia="Calibri" w:hAnsi="Calibri"/>
-          <w:sz w:val="21"/>
-          <w:szCs w:val="21"/>
-          <w:rtl w:val="0"/>
-        </w:rPr>
-        <w:t xml:space="preserve">Improved engineering productivity through standardized development practices and AI-assisted development workflows, reducing </w:t>
+        <w:ind w:left="360"/>
+      </w:pPr>
+      <w:r>
+        <w:rPr>
+          <w:rFonts w:ascii="Calibri" w:cs="Calibri" w:eastAsia="Calibri" w:hAnsi="Calibri"/>
+          <w:sz w:val="21"/>
+          <w:szCs w:val="21"/>
+          <w:rtl w:val="0"/>
+        </w:rPr>
+        <w:t xml:space="preserve">Improved engineering productivity through standardized development practices, streamlined review processes, and AI-assisted development workflows, reducing </w:t>
       </w:r>
       <w:r>
         <w:rPr>
@@ -584,12 +589,7 @@
           <w:tab w:val="right" w:leader="none" w:pos="10800"/>
         </w:tabs>
         <w:spacing w:after="0" w:afterAutospacing="0" w:before="0" w:beforeAutospacing="0" w:line="240" w:lineRule="auto"/>
-        <w:ind w:left="360" w:right="600"/>
-        <w:rPr>
-          <w:rFonts w:ascii="Calibri" w:cs="Calibri" w:eastAsia="Calibri" w:hAnsi="Calibri"/>
-          <w:sz w:val="21"/>
-          <w:szCs w:val="21"/>
-        </w:rPr>
+        <w:ind w:left="360"/>
       </w:pPr>
       <w:r>
         <w:rPr>
@@ -634,12 +634,7 @@
           <w:tab w:val="right" w:leader="none" w:pos="10800"/>
         </w:tabs>
         <w:spacing w:after="0" w:afterAutospacing="0" w:before="0" w:beforeAutospacing="0" w:line="240" w:lineRule="auto"/>
-        <w:ind w:left="360" w:right="600"/>
-        <w:rPr>
-          <w:rFonts w:ascii="Calibri" w:cs="Calibri" w:eastAsia="Calibri" w:hAnsi="Calibri"/>
-          <w:sz w:val="21"/>
-          <w:szCs w:val="21"/>
-        </w:rPr>
+        <w:ind w:left="360"/>
       </w:pPr>
       <w:r>
         <w:rPr>
@@ -729,11 +724,6 @@
           <w:rtl w:val="0"/>
         </w:rPr>
         <w:t xml:space="preserve">.</w:t>
-      </w:r>
-      <w:r>
-        <w:rPr>
-          <w:rtl w:val="0"/>
-        </w:rPr>
       </w:r>
     </w:p>
     <w:p>
@@ -748,6 +738,51 @@
           <w:tab w:val="left" w:leader="none" w:pos="7920"/>
           <w:tab w:val="right" w:leader="none" w:pos="10800"/>
         </w:tabs>
+        <w:spacing w:after="0" w:afterAutospacing="0" w:before="0" w:beforeAutospacing="0" w:line="240" w:lineRule="auto"/>
+        <w:ind w:left="360"/>
+      </w:pPr>
+      <w:r>
+        <w:rPr>
+          <w:rFonts w:ascii="Calibri" w:cs="Calibri" w:eastAsia="Calibri" w:hAnsi="Calibri"/>
+          <w:sz w:val="21"/>
+          <w:szCs w:val="21"/>
+          <w:rtl w:val="0"/>
+        </w:rPr>
+        <w:t xml:space="preserve">Driving a multi-quarter cost optimization program through service consolidation, platform rationalization, and migration from licensed SQL Server databases to PostgreSQL, targeting a </w:t>
+      </w:r>
+      <w:r>
+        <w:rPr>
+          <w:rFonts w:ascii="Calibri" w:cs="Calibri" w:eastAsia="Calibri" w:hAnsi="Calibri"/>
+          <w:b w:val="1"/>
+          <w:bCs w:val="1"/>
+          <w:sz w:val="21"/>
+          <w:szCs w:val="21"/>
+          <w:rtl w:val="0"/>
+        </w:rPr>
+        <w:t xml:space="preserve">40% reduction in infrastructure and licensing costs</w:t>
+      </w:r>
+      <w:r>
+        <w:rPr>
+          <w:rFonts w:ascii="Calibri" w:cs="Calibri" w:eastAsia="Calibri" w:hAnsi="Calibri"/>
+          <w:sz w:val="21"/>
+          <w:szCs w:val="21"/>
+          <w:rtl w:val="0"/>
+        </w:rPr>
+        <w:t xml:space="preserve">.</w:t>
+      </w:r>
+    </w:p>
+    <w:p>
+      <w:pPr>
+        <w:numPr>
+          <w:ilvl w:val="0"/>
+          <w:numId w:val="1"/>
+        </w:numPr>
+        <w:tabs>
+          <w:tab w:val="left" w:leader="none" w:pos="360"/>
+          <w:tab w:val="left" w:leader="none" w:pos="5760"/>
+          <w:tab w:val="left" w:leader="none" w:pos="7920"/>
+          <w:tab w:val="right" w:leader="none" w:pos="10800"/>
+        </w:tabs>
         <w:spacing w:after="240" w:before="0" w:beforeAutospacing="0" w:line="240" w:lineRule="auto"/>
         <w:ind w:left="360"/>
       </w:pPr>
@@ -758,28 +793,27 @@
           <w:szCs w:val="21"/>
           <w:rtl w:val="0"/>
         </w:rPr>
-        <w:t xml:space="preserve">Driving a multi-quarter cost optimization program through service consolidation, platform rationalization, and migration from licensed SQL Server databases to PostgreSQL, targeting a </w:t>
-      </w:r>
-      <w:r>
-        <w:rPr>
-          <w:rFonts w:ascii="Calibri" w:cs="Calibri" w:eastAsia="Calibri" w:hAnsi="Calibri"/>
-          <w:b w:val="1"/>
-          <w:bCs w:val="1"/>
-          <w:sz w:val="21"/>
-          <w:szCs w:val="21"/>
-          <w:rtl w:val="0"/>
-        </w:rPr>
-        <w:t xml:space="preserve">40% reduction in infrastructure and licensing costs</w:t>
-      </w:r>
-      <w:r>
-        <w:rPr>
-          <w:rFonts w:ascii="Calibri" w:cs="Calibri" w:eastAsia="Calibri" w:hAnsi="Calibri"/>
-          <w:sz w:val="21"/>
-          <w:szCs w:val="21"/>
-          <w:rtl w:val="0"/>
-        </w:rPr>
-        <w:t xml:space="preserve">.</w:t>
-        <w:br w:type="textWrapping"/>
+        <w:t xml:space="preserve">Influenced organization-wide engineering priorities by championing </w:t>
+      </w:r>
+      <w:r>
+        <w:rPr>
+          <w:rFonts w:ascii="Calibri" w:cs="Calibri" w:eastAsia="Calibri" w:hAnsi="Calibri"/>
+          <w:b w:val="1"/>
+          <w:bCs w:val="1"/>
+          <w:sz w:val="21"/>
+          <w:szCs w:val="21"/>
+          <w:rtl w:val="0"/>
+        </w:rPr>
+        <w:t xml:space="preserve">system resilience and availability initiatives</w:t>
+      </w:r>
+      <w:r>
+        <w:rPr>
+          <w:rFonts w:ascii="Calibri" w:cs="Calibri" w:eastAsia="Calibri" w:hAnsi="Calibri"/>
+          <w:sz w:val="21"/>
+          <w:szCs w:val="21"/>
+          <w:rtl w:val="0"/>
+        </w:rPr>
+        <w:t xml:space="preserve">, securing leadership alignment and driving adoption across multiple teams through KPI-aligned business cases.</w:t>
       </w:r>
     </w:p>
     <w:p>

--- a/static/resume.docx
+++ b/static/resume.docx
@@ -152,7 +152,7 @@
           <w:szCs w:val="21"/>
           <w:rtl w:val="0"/>
         </w:rPr>
-        <w:t xml:space="preserve">Engineering Manager with 10+ years of experience leading engineering teams building mission-critical trading, risk management, and financial platforms. Led multi-team modernization and risk management initiatives spanning 15 engineers and multiple stakeholder organizations, delivering predictable execution, platform reliability, and operational excellence. Proven track record of driving engineering productivity improvements, large-scale platform transformations, and cost optimization programs while supporting systems processing 20M+ orders daily.</w:t>
+        <w:t xml:space="preserve">Engineering Manager with 10+ years of experience leading engineering teams building mission-critical trading, risk management, and financial platforms. Led multi-team modernization and risk management initiatives spanning 13 engineers and multiple stakeholder organizations, delivering predictable execution, platform reliability, and operational excellence. Proven track record of driving engineering productivity improvements, large-scale platform transformations, and cost optimization programs while supporting systems processing 75M+ orders daily.</w:t>
       </w:r>
     </w:p>
     <w:p>
@@ -459,7 +459,7 @@
           <w:szCs w:val="21"/>
           <w:rtl w:val="0"/>
         </w:rPr>
-        <w:t xml:space="preserve">$2M+ in daily shortfalls</w:t>
+        <w:t xml:space="preserve">$3M+ in daily shortfalls</w:t>
       </w:r>
       <w:r>
         <w:rPr>
@@ -1230,7 +1230,7 @@
           <w:tab w:val="left" w:leader="none" w:pos="7920"/>
           <w:tab w:val="right" w:leader="none" w:pos="10800"/>
         </w:tabs>
-        <w:spacing w:after="0" w:afterAutospacing="0" w:line="240" w:lineRule="auto"/>
+        <w:spacing w:line="240" w:lineRule="auto"/>
         <w:ind w:left="360" w:hanging="360"/>
         <w:rPr>
           <w:rFonts w:ascii="Calibri" w:cs="Calibri" w:eastAsia="Calibri" w:hAnsi="Calibri"/>
@@ -1267,48 +1267,6 @@
           <w:rtl w:val="0"/>
         </w:rPr>
         <w:t xml:space="preserve"> design efforts across the system.</w:t>
-      </w:r>
-      <w:r>
-        <w:rPr>
-          <w:rtl w:val="0"/>
-        </w:rPr>
-      </w:r>
-    </w:p>
-    <w:p>
-      <w:pPr>
-        <w:numPr>
-          <w:ilvl w:val="0"/>
-          <w:numId w:val="1"/>
-        </w:numPr>
-        <w:tabs>
-          <w:tab w:val="left" w:leader="none" w:pos="360"/>
-          <w:tab w:val="left" w:leader="none" w:pos="270"/>
-          <w:tab w:val="left" w:leader="none" w:pos="5760"/>
-          <w:tab w:val="left" w:leader="none" w:pos="7920"/>
-          <w:tab w:val="right" w:leader="none" w:pos="10800"/>
-        </w:tabs>
-        <w:spacing w:after="240" w:before="0" w:beforeAutospacing="0" w:line="240" w:lineRule="auto"/>
-        <w:ind w:left="360"/>
-      </w:pPr>
-      <w:r>
-        <w:rPr>
-          <w:rFonts w:ascii="Calibri" w:cs="Calibri" w:eastAsia="Calibri" w:hAnsi="Calibri"/>
-          <w:b w:val="1"/>
-          <w:bCs w:val="1"/>
-          <w:sz w:val="21"/>
-          <w:szCs w:val="21"/>
-          <w:rtl w:val="0"/>
-        </w:rPr>
-        <w:t xml:space="preserve">Promoted to Engineering Manager</w:t>
-      </w:r>
-      <w:r>
-        <w:rPr>
-          <w:rFonts w:ascii="Calibri" w:cs="Calibri" w:eastAsia="Calibri" w:hAnsi="Calibri"/>
-          <w:sz w:val="21"/>
-          <w:szCs w:val="21"/>
-          <w:rtl w:val="0"/>
-        </w:rPr>
-        <w:t xml:space="preserve"> to expand leadership scope across additional initiatives.</w:t>
       </w:r>
       <w:r>
         <w:rPr>

--- a/static/resume.docx
+++ b/static/resume.docx
@@ -2517,7 +2517,7 @@
           <w:szCs w:val="21"/>
           <w:rtl w:val="0"/>
         </w:rPr>
-        <w:t xml:space="preserve">Cursor, ChatGPT</w:t>
+        <w:t xml:space="preserve">Cursor, Claude Code, ChatGPT</w:t>
       </w:r>
     </w:p>
     <w:p>

--- a/static/resume.docx
+++ b/static/resume.docx
@@ -318,7 +318,7 @@
           <w:szCs w:val="21"/>
           <w:rtl w:val="0"/>
         </w:rPr>
-        <w:t xml:space="preserve">Led multiple engineering pods comprising </w:t>
+        <w:t xml:space="preserve">Led multiple engineering charters comprising </w:t>
       </w:r>
       <w:r>
         <w:rPr>

--- a/static/resume.docx
+++ b/static/resume.docx
@@ -152,7 +152,7 @@
           <w:szCs w:val="21"/>
           <w:rtl w:val="0"/>
         </w:rPr>
-        <w:t xml:space="preserve">Engineering Manager with 10+ years of experience leading engineering teams building mission-critical trading, risk management, and financial platforms. Led multi-team modernization and risk management initiatives spanning 13 engineers and multiple stakeholder organizations, delivering predictable execution, platform reliability, and operational excellence. Proven track record of driving engineering productivity improvements, large-scale platform transformations, and cost optimization programs while supporting systems processing 75M+ orders daily.</w:t>
+        <w:t xml:space="preserve">Engineering Manager with 10+ years of experience building and leading teams across trading, risk management, and financial technology. Led business-critical platforms and multi-team programs spanning modernization, reliability, engineering productivity, and cost optimization. Strong technical background in distributed systems and backend engineering, with a track record of scaling complex systems, developing high-performing teams, and driving measurable business outcomes.</w:t>
       </w:r>
     </w:p>
     <w:p>
@@ -318,7 +318,7 @@
           <w:szCs w:val="21"/>
           <w:rtl w:val="0"/>
         </w:rPr>
-        <w:t xml:space="preserve">Led multiple engineering charters comprising </w:t>
+        <w:t xml:space="preserve">Managed a team of </w:t>
       </w:r>
       <w:r>
         <w:rPr>
@@ -338,7 +338,7 @@
           <w:szCs w:val="21"/>
           <w:rtl w:val="0"/>
         </w:rPr>
-        <w:t xml:space="preserve"> (backend and QA, mid-level to tech leads), owning architecture, execution, operational excellence, and delivery for mission-critical trading and risk management platforms.</w:t>
+        <w:t xml:space="preserve"> (backend and QA, mid-level to tech leads) across multiple engineering charters, owning architecture, execution, operational excellence, and delivery for mission-critical trading and risk management platforms.</w:t>
       </w:r>
     </w:p>
     <w:p>
@@ -505,66 +505,52 @@
         </w:tabs>
         <w:spacing w:after="0" w:afterAutospacing="0" w:before="0" w:beforeAutospacing="0" w:line="240" w:lineRule="auto"/>
         <w:ind w:left="360"/>
-      </w:pPr>
-      <w:r>
-        <w:rPr>
-          <w:rFonts w:ascii="Calibri" w:cs="Calibri" w:eastAsia="Calibri" w:hAnsi="Calibri"/>
-          <w:sz w:val="21"/>
-          <w:szCs w:val="21"/>
-          <w:rtl w:val="0"/>
-        </w:rPr>
-        <w:t xml:space="preserve">Improved engineering productivity through standardized development practices, streamlined review processes, and AI-assisted development workflows, reducing </w:t>
-      </w:r>
-      <w:r>
-        <w:rPr>
-          <w:rFonts w:ascii="Calibri" w:cs="Calibri" w:eastAsia="Calibri" w:hAnsi="Calibri"/>
-          <w:b w:val="1"/>
-          <w:bCs w:val="1"/>
-          <w:sz w:val="21"/>
-          <w:szCs w:val="21"/>
-          <w:rtl w:val="0"/>
-        </w:rPr>
-        <w:t xml:space="preserve">lead time for changes by 70%</w:t>
-      </w:r>
-      <w:r>
-        <w:rPr>
-          <w:rFonts w:ascii="Calibri" w:cs="Calibri" w:eastAsia="Calibri" w:hAnsi="Calibri"/>
-          <w:sz w:val="21"/>
-          <w:szCs w:val="21"/>
-          <w:rtl w:val="0"/>
-        </w:rPr>
-        <w:t xml:space="preserve">, </w:t>
-      </w:r>
-      <w:r>
-        <w:rPr>
-          <w:rFonts w:ascii="Calibri" w:cs="Calibri" w:eastAsia="Calibri" w:hAnsi="Calibri"/>
-          <w:b w:val="1"/>
-          <w:bCs w:val="1"/>
-          <w:sz w:val="21"/>
-          <w:szCs w:val="21"/>
-          <w:rtl w:val="0"/>
-        </w:rPr>
-        <w:t xml:space="preserve">review cycle time by 50%</w:t>
-      </w:r>
-      <w:r>
-        <w:rPr>
-          <w:rFonts w:ascii="Calibri" w:cs="Calibri" w:eastAsia="Calibri" w:hAnsi="Calibri"/>
-          <w:sz w:val="21"/>
-          <w:szCs w:val="21"/>
-          <w:rtl w:val="0"/>
-        </w:rPr>
-        <w:t xml:space="preserve">, and </w:t>
-      </w:r>
-      <w:r>
-        <w:rPr>
-          <w:rFonts w:ascii="Calibri" w:cs="Calibri" w:eastAsia="Calibri" w:hAnsi="Calibri"/>
-          <w:b w:val="1"/>
-          <w:bCs w:val="1"/>
-          <w:sz w:val="21"/>
-          <w:szCs w:val="21"/>
-          <w:rtl w:val="0"/>
-        </w:rPr>
-        <w:t xml:space="preserve">average PR size by 72%</w:t>
+        <w:rPr>
+          <w:rFonts w:ascii="Calibri" w:cs="Calibri" w:eastAsia="Calibri" w:hAnsi="Calibri"/>
+          <w:sz w:val="21"/>
+          <w:szCs w:val="21"/>
+          <w:u w:val="none"/>
+        </w:rPr>
+      </w:pPr>
+      <w:r>
+        <w:rPr>
+          <w:rFonts w:ascii="Calibri" w:cs="Calibri" w:eastAsia="Calibri" w:hAnsi="Calibri"/>
+          <w:sz w:val="21"/>
+          <w:szCs w:val="21"/>
+          <w:rtl w:val="0"/>
+        </w:rPr>
+        <w:t xml:space="preserve">Established platform reliability and availability SLAs, improving availability to </w:t>
+      </w:r>
+      <w:r>
+        <w:rPr>
+          <w:rFonts w:ascii="Calibri" w:cs="Calibri" w:eastAsia="Calibri" w:hAnsi="Calibri"/>
+          <w:b w:val="1"/>
+          <w:bCs w:val="1"/>
+          <w:sz w:val="21"/>
+          <w:szCs w:val="21"/>
+          <w:rtl w:val="0"/>
+        </w:rPr>
+        <w:t xml:space="preserve">99.9%</w:t>
+      </w:r>
+      <w:r>
+        <w:rPr>
+          <w:rFonts w:ascii="Calibri" w:cs="Calibri" w:eastAsia="Calibri" w:hAnsi="Calibri"/>
+          <w:sz w:val="21"/>
+          <w:szCs w:val="21"/>
+          <w:rtl w:val="0"/>
+        </w:rPr>
+        <w:t xml:space="preserve"> and leading a cross-team initiative toward </w:t>
+      </w:r>
+      <w:r>
+        <w:rPr>
+          <w:rFonts w:ascii="Calibri" w:cs="Calibri" w:eastAsia="Calibri" w:hAnsi="Calibri"/>
+          <w:b w:val="1"/>
+          <w:bCs w:val="1"/>
+          <w:sz w:val="21"/>
+          <w:szCs w:val="21"/>
+          <w:rtl w:val="0"/>
+        </w:rPr>
+        <w:t xml:space="preserve">99.99% availability</w:t>
       </w:r>
       <w:r>
         <w:rPr>
@@ -598,18 +584,58 @@
           <w:szCs w:val="21"/>
           <w:rtl w:val="0"/>
         </w:rPr>
-        <w:t xml:space="preserve">Built a high-performing engineering team through coaching, mentorship, and growth planning, resulting in </w:t>
-      </w:r>
-      <w:r>
-        <w:rPr>
-          <w:rFonts w:ascii="Calibri" w:cs="Calibri" w:eastAsia="Calibri" w:hAnsi="Calibri"/>
-          <w:b w:val="1"/>
-          <w:bCs w:val="1"/>
-          <w:sz w:val="21"/>
-          <w:szCs w:val="21"/>
-          <w:rtl w:val="0"/>
-        </w:rPr>
-        <w:t xml:space="preserve">5 promotions across two consecutive performance cycles</w:t>
+        <w:t xml:space="preserve">Improved engineering productivity through standardized development practices, streamlined review processes, and AI-assisted development workflows, reducing </w:t>
+      </w:r>
+      <w:r>
+        <w:rPr>
+          <w:rFonts w:ascii="Calibri" w:cs="Calibri" w:eastAsia="Calibri" w:hAnsi="Calibri"/>
+          <w:b w:val="1"/>
+          <w:bCs w:val="1"/>
+          <w:sz w:val="21"/>
+          <w:szCs w:val="21"/>
+          <w:rtl w:val="0"/>
+        </w:rPr>
+        <w:t xml:space="preserve">lead time for changes by 70%</w:t>
+      </w:r>
+      <w:r>
+        <w:rPr>
+          <w:rFonts w:ascii="Calibri" w:cs="Calibri" w:eastAsia="Calibri" w:hAnsi="Calibri"/>
+          <w:sz w:val="21"/>
+          <w:szCs w:val="21"/>
+          <w:rtl w:val="0"/>
+        </w:rPr>
+        <w:t xml:space="preserve">, </w:t>
+      </w:r>
+      <w:r>
+        <w:rPr>
+          <w:rFonts w:ascii="Calibri" w:cs="Calibri" w:eastAsia="Calibri" w:hAnsi="Calibri"/>
+          <w:b w:val="1"/>
+          <w:bCs w:val="1"/>
+          <w:sz w:val="21"/>
+          <w:szCs w:val="21"/>
+          <w:rtl w:val="0"/>
+        </w:rPr>
+        <w:t xml:space="preserve">review cycle time by 50%</w:t>
+      </w:r>
+      <w:r>
+        <w:rPr>
+          <w:rFonts w:ascii="Calibri" w:cs="Calibri" w:eastAsia="Calibri" w:hAnsi="Calibri"/>
+          <w:sz w:val="21"/>
+          <w:szCs w:val="21"/>
+          <w:rtl w:val="0"/>
+        </w:rPr>
+        <w:t xml:space="preserve">, and </w:t>
+      </w:r>
+      <w:r>
+        <w:rPr>
+          <w:rFonts w:ascii="Calibri" w:cs="Calibri" w:eastAsia="Calibri" w:hAnsi="Calibri"/>
+          <w:b w:val="1"/>
+          <w:bCs w:val="1"/>
+          <w:sz w:val="21"/>
+          <w:szCs w:val="21"/>
+          <w:rtl w:val="0"/>
+        </w:rPr>
+        <w:t xml:space="preserve">average PR size by 72%</w:t>
       </w:r>
       <w:r>
         <w:rPr>
@@ -643,78 +669,18 @@
           <w:szCs w:val="21"/>
           <w:rtl w:val="0"/>
         </w:rPr>
-        <w:t xml:space="preserve">Led architectural evolution and scalability initiatives for a low-latency risk and order management platform supporting </w:t>
-      </w:r>
-      <w:r>
-        <w:rPr>
-          <w:rFonts w:ascii="Calibri" w:cs="Calibri" w:eastAsia="Calibri" w:hAnsi="Calibri"/>
-          <w:b w:val="1"/>
-          <w:bCs w:val="1"/>
-          <w:sz w:val="21"/>
-          <w:szCs w:val="21"/>
-          <w:rtl w:val="0"/>
-        </w:rPr>
-        <w:t xml:space="preserve">75M+ orders daily</w:t>
-      </w:r>
-      <w:r>
-        <w:rPr>
-          <w:rFonts w:ascii="Calibri" w:cs="Calibri" w:eastAsia="Calibri" w:hAnsi="Calibri"/>
-          <w:sz w:val="21"/>
-          <w:szCs w:val="21"/>
-          <w:rtl w:val="0"/>
-        </w:rPr>
-        <w:t xml:space="preserve">, processing </w:t>
-      </w:r>
-      <w:r>
-        <w:rPr>
-          <w:rFonts w:ascii="Calibri" w:cs="Calibri" w:eastAsia="Calibri" w:hAnsi="Calibri"/>
-          <w:b w:val="1"/>
-          <w:bCs w:val="1"/>
-          <w:sz w:val="21"/>
-          <w:szCs w:val="21"/>
-          <w:rtl w:val="0"/>
-        </w:rPr>
-        <w:t xml:space="preserve">4K writes/sec</w:t>
-      </w:r>
-      <w:r>
-        <w:rPr>
-          <w:rFonts w:ascii="Calibri" w:cs="Calibri" w:eastAsia="Calibri" w:hAnsi="Calibri"/>
-          <w:sz w:val="21"/>
-          <w:szCs w:val="21"/>
-          <w:rtl w:val="0"/>
-        </w:rPr>
-        <w:t xml:space="preserve"> and </w:t>
-      </w:r>
-      <w:r>
-        <w:rPr>
-          <w:rFonts w:ascii="Calibri" w:cs="Calibri" w:eastAsia="Calibri" w:hAnsi="Calibri"/>
-          <w:b w:val="1"/>
-          <w:bCs w:val="1"/>
-          <w:sz w:val="21"/>
-          <w:szCs w:val="21"/>
-          <w:rtl w:val="0"/>
-        </w:rPr>
-        <w:t xml:space="preserve">50K reads/sec</w:t>
-      </w:r>
-      <w:r>
-        <w:rPr>
-          <w:rFonts w:ascii="Calibri" w:cs="Calibri" w:eastAsia="Calibri" w:hAnsi="Calibri"/>
-          <w:sz w:val="21"/>
-          <w:szCs w:val="21"/>
-          <w:rtl w:val="0"/>
-        </w:rPr>
-        <w:t xml:space="preserve"> with </w:t>
-      </w:r>
-      <w:r>
-        <w:rPr>
-          <w:rFonts w:ascii="Calibri" w:cs="Calibri" w:eastAsia="Calibri" w:hAnsi="Calibri"/>
-          <w:b w:val="1"/>
-          <w:bCs w:val="1"/>
-          <w:sz w:val="21"/>
-          <w:szCs w:val="21"/>
-          <w:rtl w:val="0"/>
-        </w:rPr>
-        <w:t xml:space="preserve">P99 latency below 50ms</w:t>
+        <w:t xml:space="preserve">Built a high-performing engineering team through coaching, mentorship, and growth planning, resulting in </w:t>
+      </w:r>
+      <w:r>
+        <w:rPr>
+          <w:rFonts w:ascii="Calibri" w:cs="Calibri" w:eastAsia="Calibri" w:hAnsi="Calibri"/>
+          <w:b w:val="1"/>
+          <w:bCs w:val="1"/>
+          <w:sz w:val="21"/>
+          <w:szCs w:val="21"/>
+          <w:rtl w:val="0"/>
+        </w:rPr>
+        <w:t xml:space="preserve">5 promotions across two consecutive performance cycles</w:t>
       </w:r>
       <w:r>
         <w:rPr>
@@ -748,18 +714,78 @@
           <w:szCs w:val="21"/>
           <w:rtl w:val="0"/>
         </w:rPr>
-        <w:t xml:space="preserve">Driving a multi-quarter cost optimization program through service consolidation, platform rationalization, and migration from licensed SQL Server databases to PostgreSQL, targeting a </w:t>
-      </w:r>
-      <w:r>
-        <w:rPr>
-          <w:rFonts w:ascii="Calibri" w:cs="Calibri" w:eastAsia="Calibri" w:hAnsi="Calibri"/>
-          <w:b w:val="1"/>
-          <w:bCs w:val="1"/>
-          <w:sz w:val="21"/>
-          <w:szCs w:val="21"/>
-          <w:rtl w:val="0"/>
-        </w:rPr>
-        <w:t xml:space="preserve">40% reduction in infrastructure and licensing costs</w:t>
+        <w:t xml:space="preserve">Led architectural evolution and scalability initiatives for a low-latency risk and order management platform supporting </w:t>
+      </w:r>
+      <w:r>
+        <w:rPr>
+          <w:rFonts w:ascii="Calibri" w:cs="Calibri" w:eastAsia="Calibri" w:hAnsi="Calibri"/>
+          <w:b w:val="1"/>
+          <w:bCs w:val="1"/>
+          <w:sz w:val="21"/>
+          <w:szCs w:val="21"/>
+          <w:rtl w:val="0"/>
+        </w:rPr>
+        <w:t xml:space="preserve">75M+ orders daily</w:t>
+      </w:r>
+      <w:r>
+        <w:rPr>
+          <w:rFonts w:ascii="Calibri" w:cs="Calibri" w:eastAsia="Calibri" w:hAnsi="Calibri"/>
+          <w:sz w:val="21"/>
+          <w:szCs w:val="21"/>
+          <w:rtl w:val="0"/>
+        </w:rPr>
+        <w:t xml:space="preserve">, processing </w:t>
+      </w:r>
+      <w:r>
+        <w:rPr>
+          <w:rFonts w:ascii="Calibri" w:cs="Calibri" w:eastAsia="Calibri" w:hAnsi="Calibri"/>
+          <w:b w:val="1"/>
+          <w:bCs w:val="1"/>
+          <w:sz w:val="21"/>
+          <w:szCs w:val="21"/>
+          <w:rtl w:val="0"/>
+        </w:rPr>
+        <w:t xml:space="preserve">4K writes/sec</w:t>
+      </w:r>
+      <w:r>
+        <w:rPr>
+          <w:rFonts w:ascii="Calibri" w:cs="Calibri" w:eastAsia="Calibri" w:hAnsi="Calibri"/>
+          <w:sz w:val="21"/>
+          <w:szCs w:val="21"/>
+          <w:rtl w:val="0"/>
+        </w:rPr>
+        <w:t xml:space="preserve"> and </w:t>
+      </w:r>
+      <w:r>
+        <w:rPr>
+          <w:rFonts w:ascii="Calibri" w:cs="Calibri" w:eastAsia="Calibri" w:hAnsi="Calibri"/>
+          <w:b w:val="1"/>
+          <w:bCs w:val="1"/>
+          <w:sz w:val="21"/>
+          <w:szCs w:val="21"/>
+          <w:rtl w:val="0"/>
+        </w:rPr>
+        <w:t xml:space="preserve">50K reads/sec</w:t>
+      </w:r>
+      <w:r>
+        <w:rPr>
+          <w:rFonts w:ascii="Calibri" w:cs="Calibri" w:eastAsia="Calibri" w:hAnsi="Calibri"/>
+          <w:sz w:val="21"/>
+          <w:szCs w:val="21"/>
+          <w:rtl w:val="0"/>
+        </w:rPr>
+        <w:t xml:space="preserve"> with </w:t>
+      </w:r>
+      <w:r>
+        <w:rPr>
+          <w:rFonts w:ascii="Calibri" w:cs="Calibri" w:eastAsia="Calibri" w:hAnsi="Calibri"/>
+          <w:b w:val="1"/>
+          <w:bCs w:val="1"/>
+          <w:sz w:val="21"/>
+          <w:szCs w:val="21"/>
+          <w:rtl w:val="0"/>
+        </w:rPr>
+        <w:t xml:space="preserve">P99 latency below 50ms</w:t>
       </w:r>
       <w:r>
         <w:rPr>
@@ -793,27 +819,47 @@
           <w:szCs w:val="21"/>
           <w:rtl w:val="0"/>
         </w:rPr>
-        <w:t xml:space="preserve">Influenced organization-wide engineering priorities by championing </w:t>
-      </w:r>
-      <w:r>
-        <w:rPr>
-          <w:rFonts w:ascii="Calibri" w:cs="Calibri" w:eastAsia="Calibri" w:hAnsi="Calibri"/>
-          <w:b w:val="1"/>
-          <w:bCs w:val="1"/>
-          <w:sz w:val="21"/>
-          <w:szCs w:val="21"/>
-          <w:rtl w:val="0"/>
-        </w:rPr>
-        <w:t xml:space="preserve">system resilience and availability initiatives</w:t>
-      </w:r>
-      <w:r>
-        <w:rPr>
-          <w:rFonts w:ascii="Calibri" w:cs="Calibri" w:eastAsia="Calibri" w:hAnsi="Calibri"/>
-          <w:sz w:val="21"/>
-          <w:szCs w:val="21"/>
-          <w:rtl w:val="0"/>
-        </w:rPr>
-        <w:t xml:space="preserve">, securing leadership alignment and driving adoption across multiple teams through KPI-aligned business cases.</w:t>
+        <w:t xml:space="preserve">Led a multi-quarter </w:t>
+      </w:r>
+      <w:r>
+        <w:rPr>
+          <w:rFonts w:ascii="Calibri" w:cs="Calibri" w:eastAsia="Calibri" w:hAnsi="Calibri"/>
+          <w:b w:val="1"/>
+          <w:bCs w:val="1"/>
+          <w:sz w:val="21"/>
+          <w:szCs w:val="21"/>
+          <w:rtl w:val="0"/>
+        </w:rPr>
+        <w:t xml:space="preserve">cost optimization program</w:t>
+      </w:r>
+      <w:r>
+        <w:rPr>
+          <w:rFonts w:ascii="Calibri" w:cs="Calibri" w:eastAsia="Calibri" w:hAnsi="Calibri"/>
+          <w:sz w:val="21"/>
+          <w:szCs w:val="21"/>
+          <w:rtl w:val="0"/>
+        </w:rPr>
+        <w:t xml:space="preserve"> across infrastructure, databases, and services through platform rationalization and architectural simplification, reducing </w:t>
+      </w:r>
+      <w:r>
+        <w:rPr>
+          <w:rFonts w:ascii="Calibri" w:cs="Calibri" w:eastAsia="Calibri" w:hAnsi="Calibri"/>
+          <w:b w:val="1"/>
+          <w:bCs w:val="1"/>
+          <w:sz w:val="21"/>
+          <w:szCs w:val="21"/>
+          <w:rtl w:val="0"/>
+        </w:rPr>
+        <w:t xml:space="preserve">infrastructure and licensing costs by 40%</w:t>
+      </w:r>
+      <w:r>
+        <w:rPr>
+          <w:rFonts w:ascii="Calibri" w:cs="Calibri" w:eastAsia="Calibri" w:hAnsi="Calibri"/>
+          <w:sz w:val="21"/>
+          <w:szCs w:val="21"/>
+          <w:rtl w:val="0"/>
+        </w:rPr>
+        <w:t xml:space="preserve">.</w:t>
       </w:r>
     </w:p>
     <w:p>
@@ -1268,6 +1314,47 @@
         </w:rPr>
         <w:t xml:space="preserve"> design efforts across the system.</w:t>
       </w:r>
+    </w:p>
+    <w:p>
+      <w:pPr>
+        <w:tabs>
+          <w:tab w:val="left" w:leader="none" w:pos="360"/>
+          <w:tab w:val="left" w:leader="none" w:pos="270"/>
+          <w:tab w:val="left" w:leader="none" w:pos="5760"/>
+          <w:tab w:val="left" w:leader="none" w:pos="7920"/>
+          <w:tab w:val="right" w:leader="none" w:pos="10800"/>
+        </w:tabs>
+        <w:spacing w:line="240" w:lineRule="auto"/>
+        <w:ind w:left="0" w:firstLine="0"/>
+        <w:rPr>
+          <w:rFonts w:ascii="Calibri" w:cs="Calibri" w:eastAsia="Calibri" w:hAnsi="Calibri"/>
+          <w:sz w:val="21"/>
+          <w:szCs w:val="21"/>
+        </w:rPr>
+      </w:pPr>
+      <w:r>
+        <w:rPr>
+          <w:rtl w:val="0"/>
+        </w:rPr>
+      </w:r>
+    </w:p>
+    <w:p>
+      <w:pPr>
+        <w:tabs>
+          <w:tab w:val="left" w:leader="none" w:pos="360"/>
+          <w:tab w:val="left" w:leader="none" w:pos="270"/>
+          <w:tab w:val="left" w:leader="none" w:pos="5760"/>
+          <w:tab w:val="left" w:leader="none" w:pos="7920"/>
+          <w:tab w:val="right" w:leader="none" w:pos="10800"/>
+        </w:tabs>
+        <w:spacing w:line="240" w:lineRule="auto"/>
+        <w:ind w:left="0" w:firstLine="0"/>
+        <w:rPr>
+          <w:rFonts w:ascii="Calibri" w:cs="Calibri" w:eastAsia="Calibri" w:hAnsi="Calibri"/>
+          <w:sz w:val="21"/>
+          <w:szCs w:val="21"/>
+        </w:rPr>
+      </w:pPr>
       <w:r>
         <w:rPr>
           <w:rtl w:val="0"/>
@@ -1921,7 +2008,7 @@
           <w:szCs w:val="21"/>
           <w:rtl w:val="0"/>
         </w:rPr>
-        <w:t xml:space="preserve">Saved 30% operations' teams daily man hours by automating previous manual tasks using incoming e-mail parsing and UI automation.</w:t>
+        <w:t xml:space="preserve">Saved 30% operations' teams daily man hours by automating previous manual tasks using incoming e-mail parsing and headless-chrome based automation.</w:t>
       </w:r>
     </w:p>
     <w:p>
@@ -2137,38 +2224,7 @@
           <w:szCs w:val="21"/>
           <w:rtl w:val="0"/>
         </w:rPr>
-        <w:t xml:space="preserve">Led 3 engineers in developing a cryptocurrency exchange aggregator and making crucial architectural decisions.</w:t>
-      </w:r>
-    </w:p>
-    <w:p>
-      <w:pPr>
-        <w:numPr>
-          <w:ilvl w:val="0"/>
-          <w:numId w:val="2"/>
-        </w:numPr>
-        <w:tabs>
-          <w:tab w:val="left" w:leader="none" w:pos="360"/>
-          <w:tab w:val="left" w:leader="none" w:pos="1440"/>
-          <w:tab w:val="left" w:leader="none" w:pos="5760"/>
-          <w:tab w:val="left" w:leader="none" w:pos="7920"/>
-          <w:tab w:val="right" w:leader="none" w:pos="10800"/>
-        </w:tabs>
-        <w:spacing w:line="240" w:lineRule="auto"/>
-        <w:ind w:left="360"/>
-        <w:rPr>
-          <w:rFonts w:ascii="Calibri" w:cs="Calibri" w:eastAsia="Calibri" w:hAnsi="Calibri"/>
-          <w:sz w:val="21"/>
-          <w:szCs w:val="21"/>
-        </w:rPr>
-      </w:pPr>
-      <w:r>
-        <w:rPr>
-          <w:rFonts w:ascii="Calibri" w:cs="Calibri" w:eastAsia="Calibri" w:hAnsi="Calibri"/>
-          <w:sz w:val="21"/>
-          <w:szCs w:val="21"/>
-          <w:rtl w:val="0"/>
-        </w:rPr>
-        <w:t xml:space="preserve">Integrated with public blockchains for real-time transactions.</w:t>
+        <w:t xml:space="preserve">Led 3 engineers in developing a cryptocurrency exchange aggregator and making crucial architectural decisions. Integrated with public blockchains for real-time transactions.</w:t>
       </w:r>
     </w:p>
     <w:p>

--- a/static/resume.docx
+++ b/static/resume.docx
@@ -152,7 +152,27 @@
           <w:szCs w:val="21"/>
           <w:rtl w:val="0"/>
         </w:rPr>
-        <w:t xml:space="preserve">Engineering Manager with 10+ years of experience building and leading teams across trading, risk management, and financial technology. Led business-critical platforms and multi-team programs spanning modernization, reliability, engineering productivity, and cost optimization. Strong technical background in distributed systems and backend engineering, with a track record of scaling complex systems, developing high-performing teams, and driving measurable business outcomes.</w:t>
+        <w:t xml:space="preserve">Engineering Manager with 10+ years of software engineering experience, currently leading 13 engineers across trading and post-trade risk platforms, including a platform handling </w:t>
+      </w:r>
+      <w:r>
+        <w:rPr>
+          <w:rFonts w:ascii="Calibri" w:cs="Calibri" w:eastAsia="Calibri" w:hAnsi="Calibri"/>
+          <w:b w:val="1"/>
+          <w:bCs w:val="1"/>
+          <w:sz w:val="21"/>
+          <w:szCs w:val="21"/>
+          <w:rtl w:val="0"/>
+        </w:rPr>
+        <w:t xml:space="preserve">75M+ orders/day at &lt;50ms P99</w:t>
+      </w:r>
+      <w:r>
+        <w:rPr>
+          <w:rFonts w:ascii="Calibri" w:cs="Calibri" w:eastAsia="Calibri" w:hAnsi="Calibri"/>
+          <w:sz w:val="21"/>
+          <w:szCs w:val="21"/>
+          <w:rtl w:val="0"/>
+        </w:rPr>
+        <w:t xml:space="preserve">. Track record of scaling distributed systems, reducing costs, leading cross-functional transformations, and developing engineering teams.</w:t>
       </w:r>
     </w:p>
     <w:p>
@@ -318,27 +338,27 @@
           <w:szCs w:val="21"/>
           <w:rtl w:val="0"/>
         </w:rPr>
-        <w:t xml:space="preserve">Managed a team of </w:t>
-      </w:r>
-      <w:r>
-        <w:rPr>
-          <w:rFonts w:ascii="Calibri" w:cs="Calibri" w:eastAsia="Calibri" w:hAnsi="Calibri"/>
-          <w:b w:val="1"/>
-          <w:bCs w:val="1"/>
-          <w:sz w:val="21"/>
-          <w:szCs w:val="21"/>
-          <w:rtl w:val="0"/>
-        </w:rPr>
-        <w:t xml:space="preserve">13 engineers</w:t>
-      </w:r>
-      <w:r>
-        <w:rPr>
-          <w:rFonts w:ascii="Calibri" w:cs="Calibri" w:eastAsia="Calibri" w:hAnsi="Calibri"/>
-          <w:sz w:val="21"/>
-          <w:szCs w:val="21"/>
-          <w:rtl w:val="0"/>
-        </w:rPr>
-        <w:t xml:space="preserve"> (backend and QA, mid-level to tech leads) across multiple engineering charters, owning architecture, execution, operational excellence, and delivery for mission-critical trading and risk management platforms.</w:t>
+        <w:t xml:space="preserve">Lead </w:t>
+      </w:r>
+      <w:r>
+        <w:rPr>
+          <w:rFonts w:ascii="Calibri" w:cs="Calibri" w:eastAsia="Calibri" w:hAnsi="Calibri"/>
+          <w:b w:val="1"/>
+          <w:bCs w:val="1"/>
+          <w:sz w:val="21"/>
+          <w:szCs w:val="21"/>
+          <w:rtl w:val="0"/>
+        </w:rPr>
+        <w:t xml:space="preserve">13 engineers across multiple teams and charters</w:t>
+      </w:r>
+      <w:r>
+        <w:rPr>
+          <w:rFonts w:ascii="Calibri" w:cs="Calibri" w:eastAsia="Calibri" w:hAnsi="Calibri"/>
+          <w:sz w:val="21"/>
+          <w:szCs w:val="21"/>
+          <w:rtl w:val="0"/>
+        </w:rPr>
+        <w:t xml:space="preserve"> (backend and QA, through tech leads) for business-critical financial systems.</w:t>
       </w:r>
     </w:p>
     <w:p>
@@ -349,9 +369,10 @@
         </w:numPr>
         <w:tabs>
           <w:tab w:val="left" w:leader="none" w:pos="360"/>
-          <w:tab w:val="left" w:leader="none" w:pos="5760"/>
-          <w:tab w:val="left" w:leader="none" w:pos="7920"/>
-          <w:tab w:val="right" w:leader="none" w:pos="10800"/>
+          <w:tab w:val="left" w:leader="none" w:pos="1440"/>
+          <w:tab w:val="left" w:leader="none" w:pos="5760"/>
+          <w:tab w:val="left" w:leader="none" w:pos="7920"/>
+          <w:tab w:val="right" w:leader="none" w:pos="11340"/>
         </w:tabs>
         <w:spacing w:after="0" w:afterAutospacing="0" w:before="0" w:beforeAutospacing="0" w:line="240" w:lineRule="auto"/>
         <w:ind w:left="360"/>
@@ -363,67 +384,27 @@
           <w:szCs w:val="21"/>
           <w:rtl w:val="0"/>
         </w:rPr>
-        <w:t xml:space="preserve">Led modernization of a </w:t>
-      </w:r>
-      <w:r>
-        <w:rPr>
-          <w:rFonts w:ascii="Calibri" w:cs="Calibri" w:eastAsia="Calibri" w:hAnsi="Calibri"/>
-          <w:b w:val="1"/>
-          <w:bCs w:val="1"/>
-          <w:sz w:val="21"/>
-          <w:szCs w:val="21"/>
-          <w:rtl w:val="0"/>
-        </w:rPr>
-        <w:t xml:space="preserve">business-critical risk reporting platform</w:t>
-      </w:r>
-      <w:r>
-        <w:rPr>
-          <w:rFonts w:ascii="Calibri" w:cs="Calibri" w:eastAsia="Calibri" w:hAnsi="Calibri"/>
-          <w:sz w:val="21"/>
-          <w:szCs w:val="21"/>
-          <w:rtl w:val="0"/>
-        </w:rPr>
-        <w:t xml:space="preserve"> across Product, Operations, Analytics, and </w:t>
-      </w:r>
-      <w:r>
-        <w:rPr>
-          <w:rFonts w:ascii="Calibri" w:cs="Calibri" w:eastAsia="Calibri" w:hAnsi="Calibri"/>
-          <w:b w:val="1"/>
-          <w:bCs w:val="1"/>
-          <w:sz w:val="21"/>
-          <w:szCs w:val="21"/>
-          <w:rtl w:val="0"/>
-        </w:rPr>
-        <w:t xml:space="preserve">4 engineering teams</w:t>
-      </w:r>
-      <w:r>
-        <w:rPr>
-          <w:rFonts w:ascii="Calibri" w:cs="Calibri" w:eastAsia="Calibri" w:hAnsi="Calibri"/>
-          <w:sz w:val="21"/>
-          <w:szCs w:val="21"/>
-          <w:rtl w:val="0"/>
-        </w:rPr>
-        <w:t xml:space="preserve">; managed dependencies, aligned stakeholders, and delivered </w:t>
-      </w:r>
-      <w:r>
-        <w:rPr>
-          <w:rFonts w:ascii="Calibri" w:cs="Calibri" w:eastAsia="Calibri" w:hAnsi="Calibri"/>
-          <w:b w:val="1"/>
-          <w:bCs w:val="1"/>
-          <w:sz w:val="21"/>
-          <w:szCs w:val="21"/>
-          <w:rtl w:val="0"/>
-        </w:rPr>
-        <w:t xml:space="preserve">100% of planned modernization milestones</w:t>
-      </w:r>
-      <w:r>
-        <w:rPr>
-          <w:rFonts w:ascii="Calibri" w:cs="Calibri" w:eastAsia="Calibri" w:hAnsi="Calibri"/>
-          <w:sz w:val="21"/>
-          <w:szCs w:val="21"/>
-          <w:rtl w:val="0"/>
-        </w:rPr>
-        <w:t xml:space="preserve">.</w:t>
+        <w:t xml:space="preserve">Scaled a low-latency risk and order management platform to </w:t>
+      </w:r>
+      <w:r>
+        <w:rPr>
+          <w:rFonts w:ascii="Calibri" w:cs="Calibri" w:eastAsia="Calibri" w:hAnsi="Calibri"/>
+          <w:b w:val="1"/>
+          <w:bCs w:val="1"/>
+          <w:sz w:val="21"/>
+          <w:szCs w:val="21"/>
+          <w:rtl w:val="0"/>
+        </w:rPr>
+        <w:t xml:space="preserve">75M+ orders/day</w:t>
+      </w:r>
+      <w:r>
+        <w:rPr>
+          <w:rFonts w:ascii="Calibri" w:cs="Calibri" w:eastAsia="Calibri" w:hAnsi="Calibri"/>
+          <w:sz w:val="21"/>
+          <w:szCs w:val="21"/>
+          <w:rtl w:val="0"/>
+        </w:rPr>
+        <w:t xml:space="preserve">, handling 4K writes/sec and 50K reads/sec at &lt;50ms P99.</w:t>
       </w:r>
     </w:p>
     <w:p>
@@ -434,9 +415,10 @@
         </w:numPr>
         <w:tabs>
           <w:tab w:val="left" w:leader="none" w:pos="360"/>
-          <w:tab w:val="left" w:leader="none" w:pos="5760"/>
-          <w:tab w:val="left" w:leader="none" w:pos="7920"/>
-          <w:tab w:val="right" w:leader="none" w:pos="10800"/>
+          <w:tab w:val="left" w:leader="none" w:pos="1440"/>
+          <w:tab w:val="left" w:leader="none" w:pos="5760"/>
+          <w:tab w:val="left" w:leader="none" w:pos="7920"/>
+          <w:tab w:val="right" w:leader="none" w:pos="11340"/>
         </w:tabs>
         <w:spacing w:after="0" w:afterAutospacing="0" w:before="0" w:beforeAutospacing="0" w:line="240" w:lineRule="auto"/>
         <w:ind w:left="360"/>
@@ -448,47 +430,27 @@
           <w:szCs w:val="21"/>
           <w:rtl w:val="0"/>
         </w:rPr>
-        <w:t xml:space="preserve">Took ownership of a business-critical post-trade risk management initiative responsible for recovering </w:t>
-      </w:r>
-      <w:r>
-        <w:rPr>
-          <w:rFonts w:ascii="Calibri" w:cs="Calibri" w:eastAsia="Calibri" w:hAnsi="Calibri"/>
-          <w:b w:val="1"/>
-          <w:bCs w:val="1"/>
-          <w:sz w:val="21"/>
-          <w:szCs w:val="21"/>
-          <w:rtl w:val="0"/>
-        </w:rPr>
-        <w:t xml:space="preserve">$3M+ in daily shortfalls</w:t>
-      </w:r>
-      <w:r>
-        <w:rPr>
-          <w:rFonts w:ascii="Calibri" w:cs="Calibri" w:eastAsia="Calibri" w:hAnsi="Calibri"/>
-          <w:sz w:val="21"/>
-          <w:szCs w:val="21"/>
-          <w:rtl w:val="0"/>
-        </w:rPr>
-        <w:t xml:space="preserve">; stabilized delivery, aligned stakeholders, and cleared </w:t>
-      </w:r>
-      <w:r>
-        <w:rPr>
-          <w:rFonts w:ascii="Calibri" w:cs="Calibri" w:eastAsia="Calibri" w:hAnsi="Calibri"/>
-          <w:b w:val="1"/>
-          <w:bCs w:val="1"/>
-          <w:sz w:val="21"/>
-          <w:szCs w:val="21"/>
-          <w:rtl w:val="0"/>
-        </w:rPr>
-        <w:t xml:space="preserve">100% of the inherited backlog</w:t>
-      </w:r>
-      <w:r>
-        <w:rPr>
-          <w:rFonts w:ascii="Calibri" w:cs="Calibri" w:eastAsia="Calibri" w:hAnsi="Calibri"/>
-          <w:sz w:val="21"/>
-          <w:szCs w:val="21"/>
-          <w:rtl w:val="0"/>
-        </w:rPr>
-        <w:t xml:space="preserve">.</w:t>
+        <w:t xml:space="preserve">Stabilized the post-trade risk platform recovering </w:t>
+      </w:r>
+      <w:r>
+        <w:rPr>
+          <w:rFonts w:ascii="Calibri" w:cs="Calibri" w:eastAsia="Calibri" w:hAnsi="Calibri"/>
+          <w:b w:val="1"/>
+          <w:bCs w:val="1"/>
+          <w:sz w:val="21"/>
+          <w:szCs w:val="21"/>
+          <w:rtl w:val="0"/>
+        </w:rPr>
+        <w:t xml:space="preserve">$3M+/day in shortfalls</w:t>
+      </w:r>
+      <w:r>
+        <w:rPr>
+          <w:rFonts w:ascii="Calibri" w:cs="Calibri" w:eastAsia="Calibri" w:hAnsi="Calibri"/>
+          <w:sz w:val="21"/>
+          <w:szCs w:val="21"/>
+          <w:rtl w:val="0"/>
+        </w:rPr>
+        <w:t xml:space="preserve">, clearing the inherited backlog and restoring predictable delivery.</w:t>
       </w:r>
     </w:p>
     <w:p>
@@ -499,67 +461,42 @@
         </w:numPr>
         <w:tabs>
           <w:tab w:val="left" w:leader="none" w:pos="360"/>
-          <w:tab w:val="left" w:leader="none" w:pos="5760"/>
-          <w:tab w:val="left" w:leader="none" w:pos="7920"/>
-          <w:tab w:val="right" w:leader="none" w:pos="10800"/>
+          <w:tab w:val="left" w:leader="none" w:pos="1440"/>
+          <w:tab w:val="left" w:leader="none" w:pos="5760"/>
+          <w:tab w:val="left" w:leader="none" w:pos="7920"/>
+          <w:tab w:val="right" w:leader="none" w:pos="11340"/>
         </w:tabs>
         <w:spacing w:after="0" w:afterAutospacing="0" w:before="0" w:beforeAutospacing="0" w:line="240" w:lineRule="auto"/>
         <w:ind w:left="360"/>
-        <w:rPr>
-          <w:rFonts w:ascii="Calibri" w:cs="Calibri" w:eastAsia="Calibri" w:hAnsi="Calibri"/>
-          <w:sz w:val="21"/>
-          <w:szCs w:val="21"/>
-          <w:u w:val="none"/>
-        </w:rPr>
-      </w:pPr>
-      <w:r>
-        <w:rPr>
-          <w:rFonts w:ascii="Calibri" w:cs="Calibri" w:eastAsia="Calibri" w:hAnsi="Calibri"/>
-          <w:sz w:val="21"/>
-          <w:szCs w:val="21"/>
-          <w:rtl w:val="0"/>
-        </w:rPr>
-        <w:t xml:space="preserve">Established platform reliability and availability SLAs, improving availability to </w:t>
-      </w:r>
-      <w:r>
-        <w:rPr>
-          <w:rFonts w:ascii="Calibri" w:cs="Calibri" w:eastAsia="Calibri" w:hAnsi="Calibri"/>
-          <w:b w:val="1"/>
-          <w:bCs w:val="1"/>
-          <w:sz w:val="21"/>
-          <w:szCs w:val="21"/>
-          <w:rtl w:val="0"/>
-        </w:rPr>
-        <w:t xml:space="preserve">99.9%</w:t>
-      </w:r>
-      <w:r>
-        <w:rPr>
-          <w:rFonts w:ascii="Calibri" w:cs="Calibri" w:eastAsia="Calibri" w:hAnsi="Calibri"/>
-          <w:sz w:val="21"/>
-          <w:szCs w:val="21"/>
-          <w:rtl w:val="0"/>
-        </w:rPr>
-        <w:t xml:space="preserve"> and leading a cross-team initiative toward </w:t>
-      </w:r>
-      <w:r>
-        <w:rPr>
-          <w:rFonts w:ascii="Calibri" w:cs="Calibri" w:eastAsia="Calibri" w:hAnsi="Calibri"/>
-          <w:b w:val="1"/>
-          <w:bCs w:val="1"/>
-          <w:sz w:val="21"/>
-          <w:szCs w:val="21"/>
-          <w:rtl w:val="0"/>
-        </w:rPr>
-        <w:t xml:space="preserve">99.99% availability</w:t>
-      </w:r>
-      <w:r>
-        <w:rPr>
-          <w:rFonts w:ascii="Calibri" w:cs="Calibri" w:eastAsia="Calibri" w:hAnsi="Calibri"/>
-          <w:sz w:val="21"/>
-          <w:szCs w:val="21"/>
-          <w:rtl w:val="0"/>
-        </w:rPr>
-        <w:t xml:space="preserve">.</w:t>
+      </w:pPr>
+      <w:r>
+        <w:rPr>
+          <w:rFonts w:ascii="Calibri" w:cs="Calibri" w:eastAsia="Calibri" w:hAnsi="Calibri"/>
+          <w:sz w:val="21"/>
+          <w:szCs w:val="21"/>
+          <w:rtl w:val="0"/>
+        </w:rPr>
+        <w:t xml:space="preserve">Defined the roadmap and led a multi-quarter modernization of a reporting platform across </w:t>
+      </w:r>
+      <w:r>
+        <w:rPr>
+          <w:rFonts w:ascii="Calibri" w:cs="Calibri" w:eastAsia="Calibri" w:hAnsi="Calibri"/>
+          <w:b w:val="1"/>
+          <w:bCs w:val="1"/>
+          <w:sz w:val="21"/>
+          <w:szCs w:val="21"/>
+          <w:rtl w:val="0"/>
+        </w:rPr>
+        <w:t xml:space="preserve">4 engineering teams, Product, Operations, and Analytics</w:t>
+      </w:r>
+      <w:r>
+        <w:rPr>
+          <w:rFonts w:ascii="Calibri" w:cs="Calibri" w:eastAsia="Calibri" w:hAnsi="Calibri"/>
+          <w:sz w:val="21"/>
+          <w:szCs w:val="21"/>
+          <w:rtl w:val="0"/>
+        </w:rPr>
+        <w:t xml:space="preserve">, delivering milestones on schedule.</w:t>
       </w:r>
     </w:p>
     <w:p>
@@ -570,9 +507,10 @@
         </w:numPr>
         <w:tabs>
           <w:tab w:val="left" w:leader="none" w:pos="360"/>
-          <w:tab w:val="left" w:leader="none" w:pos="5760"/>
-          <w:tab w:val="left" w:leader="none" w:pos="7920"/>
-          <w:tab w:val="right" w:leader="none" w:pos="10800"/>
+          <w:tab w:val="left" w:leader="none" w:pos="1440"/>
+          <w:tab w:val="left" w:leader="none" w:pos="5760"/>
+          <w:tab w:val="left" w:leader="none" w:pos="7920"/>
+          <w:tab w:val="right" w:leader="none" w:pos="11340"/>
         </w:tabs>
         <w:spacing w:after="0" w:afterAutospacing="0" w:before="0" w:beforeAutospacing="0" w:line="240" w:lineRule="auto"/>
         <w:ind w:left="360"/>
@@ -584,67 +522,27 @@
           <w:szCs w:val="21"/>
           <w:rtl w:val="0"/>
         </w:rPr>
-        <w:t xml:space="preserve">Improved engineering productivity through standardized development practices, streamlined review processes, and AI-assisted development workflows, reducing </w:t>
-      </w:r>
-      <w:r>
-        <w:rPr>
-          <w:rFonts w:ascii="Calibri" w:cs="Calibri" w:eastAsia="Calibri" w:hAnsi="Calibri"/>
-          <w:b w:val="1"/>
-          <w:bCs w:val="1"/>
-          <w:sz w:val="21"/>
-          <w:szCs w:val="21"/>
-          <w:rtl w:val="0"/>
-        </w:rPr>
-        <w:t xml:space="preserve">lead time for changes by 70%</w:t>
-      </w:r>
-      <w:r>
-        <w:rPr>
-          <w:rFonts w:ascii="Calibri" w:cs="Calibri" w:eastAsia="Calibri" w:hAnsi="Calibri"/>
-          <w:sz w:val="21"/>
-          <w:szCs w:val="21"/>
-          <w:rtl w:val="0"/>
-        </w:rPr>
-        <w:t xml:space="preserve">, </w:t>
-      </w:r>
-      <w:r>
-        <w:rPr>
-          <w:rFonts w:ascii="Calibri" w:cs="Calibri" w:eastAsia="Calibri" w:hAnsi="Calibri"/>
-          <w:b w:val="1"/>
-          <w:bCs w:val="1"/>
-          <w:sz w:val="21"/>
-          <w:szCs w:val="21"/>
-          <w:rtl w:val="0"/>
-        </w:rPr>
-        <w:t xml:space="preserve">review cycle time by 50%</w:t>
-      </w:r>
-      <w:r>
-        <w:rPr>
-          <w:rFonts w:ascii="Calibri" w:cs="Calibri" w:eastAsia="Calibri" w:hAnsi="Calibri"/>
-          <w:sz w:val="21"/>
-          <w:szCs w:val="21"/>
-          <w:rtl w:val="0"/>
-        </w:rPr>
-        <w:t xml:space="preserve">, and </w:t>
-      </w:r>
-      <w:r>
-        <w:rPr>
-          <w:rFonts w:ascii="Calibri" w:cs="Calibri" w:eastAsia="Calibri" w:hAnsi="Calibri"/>
-          <w:b w:val="1"/>
-          <w:bCs w:val="1"/>
-          <w:sz w:val="21"/>
-          <w:szCs w:val="21"/>
-          <w:rtl w:val="0"/>
-        </w:rPr>
-        <w:t xml:space="preserve">average PR size by 72%</w:t>
-      </w:r>
-      <w:r>
-        <w:rPr>
-          <w:rFonts w:ascii="Calibri" w:cs="Calibri" w:eastAsia="Calibri" w:hAnsi="Calibri"/>
-          <w:sz w:val="21"/>
-          <w:szCs w:val="21"/>
-          <w:rtl w:val="0"/>
-        </w:rPr>
-        <w:t xml:space="preserve">.</w:t>
+        <w:t xml:space="preserve">Cut </w:t>
+      </w:r>
+      <w:r>
+        <w:rPr>
+          <w:rFonts w:ascii="Calibri" w:cs="Calibri" w:eastAsia="Calibri" w:hAnsi="Calibri"/>
+          <w:b w:val="1"/>
+          <w:bCs w:val="1"/>
+          <w:sz w:val="21"/>
+          <w:szCs w:val="21"/>
+          <w:rtl w:val="0"/>
+        </w:rPr>
+        <w:t xml:space="preserve">infrastructure and licensing costs by 40%</w:t>
+      </w:r>
+      <w:r>
+        <w:rPr>
+          <w:rFonts w:ascii="Calibri" w:cs="Calibri" w:eastAsia="Calibri" w:hAnsi="Calibri"/>
+          <w:sz w:val="21"/>
+          <w:szCs w:val="21"/>
+          <w:rtl w:val="0"/>
+        </w:rPr>
+        <w:t xml:space="preserve"> through platform and service consolidation.</w:t>
       </w:r>
     </w:p>
     <w:p>
@@ -655,9 +553,10 @@
         </w:numPr>
         <w:tabs>
           <w:tab w:val="left" w:leader="none" w:pos="360"/>
-          <w:tab w:val="left" w:leader="none" w:pos="5760"/>
-          <w:tab w:val="left" w:leader="none" w:pos="7920"/>
-          <w:tab w:val="right" w:leader="none" w:pos="10800"/>
+          <w:tab w:val="left" w:leader="none" w:pos="1440"/>
+          <w:tab w:val="left" w:leader="none" w:pos="5760"/>
+          <w:tab w:val="left" w:leader="none" w:pos="7920"/>
+          <w:tab w:val="right" w:leader="none" w:pos="11340"/>
         </w:tabs>
         <w:spacing w:after="0" w:afterAutospacing="0" w:before="0" w:beforeAutospacing="0" w:line="240" w:lineRule="auto"/>
         <w:ind w:left="360"/>
@@ -669,27 +568,47 @@
           <w:szCs w:val="21"/>
           <w:rtl w:val="0"/>
         </w:rPr>
-        <w:t xml:space="preserve">Built a high-performing engineering team through coaching, mentorship, and growth planning, resulting in </w:t>
-      </w:r>
-      <w:r>
-        <w:rPr>
-          <w:rFonts w:ascii="Calibri" w:cs="Calibri" w:eastAsia="Calibri" w:hAnsi="Calibri"/>
-          <w:b w:val="1"/>
-          <w:bCs w:val="1"/>
-          <w:sz w:val="21"/>
-          <w:szCs w:val="21"/>
-          <w:rtl w:val="0"/>
-        </w:rPr>
-        <w:t xml:space="preserve">5 promotions across two consecutive performance cycles</w:t>
-      </w:r>
-      <w:r>
-        <w:rPr>
-          <w:rFonts w:ascii="Calibri" w:cs="Calibri" w:eastAsia="Calibri" w:hAnsi="Calibri"/>
-          <w:sz w:val="21"/>
-          <w:szCs w:val="21"/>
-          <w:rtl w:val="0"/>
-        </w:rPr>
-        <w:t xml:space="preserve">.</w:t>
+        <w:t xml:space="preserve">Cut </w:t>
+      </w:r>
+      <w:r>
+        <w:rPr>
+          <w:rFonts w:ascii="Calibri" w:cs="Calibri" w:eastAsia="Calibri" w:hAnsi="Calibri"/>
+          <w:b w:val="1"/>
+          <w:bCs w:val="1"/>
+          <w:sz w:val="21"/>
+          <w:szCs w:val="21"/>
+          <w:rtl w:val="0"/>
+        </w:rPr>
+        <w:t xml:space="preserve">code-change lead time by 70% and review time by 50%</w:t>
+      </w:r>
+      <w:r>
+        <w:rPr>
+          <w:rFonts w:ascii="Calibri" w:cs="Calibri" w:eastAsia="Calibri" w:hAnsi="Calibri"/>
+          <w:sz w:val="21"/>
+          <w:szCs w:val="21"/>
+          <w:rtl w:val="0"/>
+        </w:rPr>
+        <w:t xml:space="preserve"> by reducing average PR size by 72% and driving adoption of </w:t>
+      </w:r>
+      <w:r>
+        <w:rPr>
+          <w:rFonts w:ascii="Calibri" w:cs="Calibri" w:eastAsia="Calibri" w:hAnsi="Calibri"/>
+          <w:b w:val="1"/>
+          <w:bCs w:val="1"/>
+          <w:sz w:val="21"/>
+          <w:szCs w:val="21"/>
+          <w:rtl w:val="0"/>
+        </w:rPr>
+        <w:t xml:space="preserve">Claude and GitHub Copilot</w:t>
+      </w:r>
+      <w:r>
+        <w:rPr>
+          <w:rFonts w:ascii="Calibri" w:cs="Calibri" w:eastAsia="Calibri" w:hAnsi="Calibri"/>
+          <w:sz w:val="21"/>
+          <w:szCs w:val="21"/>
+          <w:rtl w:val="0"/>
+        </w:rPr>
+        <w:t xml:space="preserve"> for development and code review.</w:t>
       </w:r>
     </w:p>
     <w:p>
@@ -700,9 +619,10 @@
         </w:numPr>
         <w:tabs>
           <w:tab w:val="left" w:leader="none" w:pos="360"/>
-          <w:tab w:val="left" w:leader="none" w:pos="5760"/>
-          <w:tab w:val="left" w:leader="none" w:pos="7920"/>
-          <w:tab w:val="right" w:leader="none" w:pos="10800"/>
+          <w:tab w:val="left" w:leader="none" w:pos="1440"/>
+          <w:tab w:val="left" w:leader="none" w:pos="5760"/>
+          <w:tab w:val="left" w:leader="none" w:pos="7920"/>
+          <w:tab w:val="right" w:leader="none" w:pos="11340"/>
         </w:tabs>
         <w:spacing w:after="0" w:afterAutospacing="0" w:before="0" w:beforeAutospacing="0" w:line="240" w:lineRule="auto"/>
         <w:ind w:left="360"/>
@@ -714,78 +634,38 @@
           <w:szCs w:val="21"/>
           <w:rtl w:val="0"/>
         </w:rPr>
-        <w:t xml:space="preserve">Led architectural evolution and scalability initiatives for a low-latency risk and order management platform supporting </w:t>
-      </w:r>
-      <w:r>
-        <w:rPr>
-          <w:rFonts w:ascii="Calibri" w:cs="Calibri" w:eastAsia="Calibri" w:hAnsi="Calibri"/>
-          <w:b w:val="1"/>
-          <w:bCs w:val="1"/>
-          <w:sz w:val="21"/>
-          <w:szCs w:val="21"/>
-          <w:rtl w:val="0"/>
-        </w:rPr>
-        <w:t xml:space="preserve">75M+ orders daily</w:t>
-      </w:r>
-      <w:r>
-        <w:rPr>
-          <w:rFonts w:ascii="Calibri" w:cs="Calibri" w:eastAsia="Calibri" w:hAnsi="Calibri"/>
-          <w:sz w:val="21"/>
-          <w:szCs w:val="21"/>
-          <w:rtl w:val="0"/>
-        </w:rPr>
-        <w:t xml:space="preserve">, processing </w:t>
-      </w:r>
-      <w:r>
-        <w:rPr>
-          <w:rFonts w:ascii="Calibri" w:cs="Calibri" w:eastAsia="Calibri" w:hAnsi="Calibri"/>
-          <w:b w:val="1"/>
-          <w:bCs w:val="1"/>
-          <w:sz w:val="21"/>
-          <w:szCs w:val="21"/>
-          <w:rtl w:val="0"/>
-        </w:rPr>
-        <w:t xml:space="preserve">4K writes/sec</w:t>
-      </w:r>
-      <w:r>
-        <w:rPr>
-          <w:rFonts w:ascii="Calibri" w:cs="Calibri" w:eastAsia="Calibri" w:hAnsi="Calibri"/>
-          <w:sz w:val="21"/>
-          <w:szCs w:val="21"/>
-          <w:rtl w:val="0"/>
-        </w:rPr>
-        <w:t xml:space="preserve"> and </w:t>
-      </w:r>
-      <w:r>
-        <w:rPr>
-          <w:rFonts w:ascii="Calibri" w:cs="Calibri" w:eastAsia="Calibri" w:hAnsi="Calibri"/>
-          <w:b w:val="1"/>
-          <w:bCs w:val="1"/>
-          <w:sz w:val="21"/>
-          <w:szCs w:val="21"/>
-          <w:rtl w:val="0"/>
-        </w:rPr>
-        <w:t xml:space="preserve">50K reads/sec</w:t>
-      </w:r>
-      <w:r>
-        <w:rPr>
-          <w:rFonts w:ascii="Calibri" w:cs="Calibri" w:eastAsia="Calibri" w:hAnsi="Calibri"/>
-          <w:sz w:val="21"/>
-          <w:szCs w:val="21"/>
-          <w:rtl w:val="0"/>
-        </w:rPr>
-        <w:t xml:space="preserve"> with </w:t>
-      </w:r>
-      <w:r>
-        <w:rPr>
-          <w:rFonts w:ascii="Calibri" w:cs="Calibri" w:eastAsia="Calibri" w:hAnsi="Calibri"/>
-          <w:b w:val="1"/>
-          <w:bCs w:val="1"/>
-          <w:sz w:val="21"/>
-          <w:szCs w:val="21"/>
-          <w:rtl w:val="0"/>
-        </w:rPr>
-        <w:t xml:space="preserve">P99 latency below 50ms</w:t>
+        <w:t xml:space="preserve">Established platform SLAs and reliability standards and improved availability to </w:t>
+      </w:r>
+      <w:r>
+        <w:rPr>
+          <w:rFonts w:ascii="Calibri" w:cs="Calibri" w:eastAsia="Calibri" w:hAnsi="Calibri"/>
+          <w:b w:val="1"/>
+          <w:bCs w:val="1"/>
+          <w:sz w:val="21"/>
+          <w:szCs w:val="21"/>
+          <w:rtl w:val="0"/>
+        </w:rPr>
+        <w:t xml:space="preserve">99.9%</w:t>
+      </w:r>
+      <w:r>
+        <w:rPr>
+          <w:rFonts w:ascii="Calibri" w:cs="Calibri" w:eastAsia="Calibri" w:hAnsi="Calibri"/>
+          <w:sz w:val="21"/>
+          <w:szCs w:val="21"/>
+          <w:rtl w:val="0"/>
+        </w:rPr>
+        <w:t xml:space="preserve">; leading a cross-team initiative toward </w:t>
+      </w:r>
+      <w:r>
+        <w:rPr>
+          <w:rFonts w:ascii="Calibri" w:cs="Calibri" w:eastAsia="Calibri" w:hAnsi="Calibri"/>
+          <w:b w:val="1"/>
+          <w:bCs w:val="1"/>
+          <w:sz w:val="21"/>
+          <w:szCs w:val="21"/>
+          <w:rtl w:val="0"/>
+        </w:rPr>
+        <w:t xml:space="preserve">99.99%</w:t>
       </w:r>
       <w:r>
         <w:rPr>
@@ -805,9 +685,10 @@
         </w:numPr>
         <w:tabs>
           <w:tab w:val="left" w:leader="none" w:pos="360"/>
-          <w:tab w:val="left" w:leader="none" w:pos="5760"/>
-          <w:tab w:val="left" w:leader="none" w:pos="7920"/>
-          <w:tab w:val="right" w:leader="none" w:pos="10800"/>
+          <w:tab w:val="left" w:leader="none" w:pos="1440"/>
+          <w:tab w:val="left" w:leader="none" w:pos="5760"/>
+          <w:tab w:val="left" w:leader="none" w:pos="7920"/>
+          <w:tab w:val="right" w:leader="none" w:pos="11340"/>
         </w:tabs>
         <w:spacing w:after="240" w:before="0" w:beforeAutospacing="0" w:line="240" w:lineRule="auto"/>
         <w:ind w:left="360"/>
@@ -819,38 +700,18 @@
           <w:szCs w:val="21"/>
           <w:rtl w:val="0"/>
         </w:rPr>
-        <w:t xml:space="preserve">Led a multi-quarter </w:t>
-      </w:r>
-      <w:r>
-        <w:rPr>
-          <w:rFonts w:ascii="Calibri" w:cs="Calibri" w:eastAsia="Calibri" w:hAnsi="Calibri"/>
-          <w:b w:val="1"/>
-          <w:bCs w:val="1"/>
-          <w:sz w:val="21"/>
-          <w:szCs w:val="21"/>
-          <w:rtl w:val="0"/>
-        </w:rPr>
-        <w:t xml:space="preserve">cost optimization program</w:t>
-      </w:r>
-      <w:r>
-        <w:rPr>
-          <w:rFonts w:ascii="Calibri" w:cs="Calibri" w:eastAsia="Calibri" w:hAnsi="Calibri"/>
-          <w:sz w:val="21"/>
-          <w:szCs w:val="21"/>
-          <w:rtl w:val="0"/>
-        </w:rPr>
-        <w:t xml:space="preserve"> across infrastructure, databases, and services through platform rationalization and architectural simplification, reducing </w:t>
-      </w:r>
-      <w:r>
-        <w:rPr>
-          <w:rFonts w:ascii="Calibri" w:cs="Calibri" w:eastAsia="Calibri" w:hAnsi="Calibri"/>
-          <w:b w:val="1"/>
-          <w:bCs w:val="1"/>
-          <w:sz w:val="21"/>
-          <w:szCs w:val="21"/>
-          <w:rtl w:val="0"/>
-        </w:rPr>
-        <w:t xml:space="preserve">infrastructure and licensing costs by 40%</w:t>
+        <w:t xml:space="preserve">Coached </w:t>
+      </w:r>
+      <w:r>
+        <w:rPr>
+          <w:rFonts w:ascii="Calibri" w:cs="Calibri" w:eastAsia="Calibri" w:hAnsi="Calibri"/>
+          <w:b w:val="1"/>
+          <w:bCs w:val="1"/>
+          <w:sz w:val="21"/>
+          <w:szCs w:val="21"/>
+          <w:rtl w:val="0"/>
+        </w:rPr>
+        <w:t xml:space="preserve">5 engineers to promotion across two performance cycles</w:t>
       </w:r>
       <w:r>
         <w:rPr>
@@ -979,65 +840,53 @@
           <w:tab w:val="left" w:leader="none" w:pos="7920"/>
           <w:tab w:val="right" w:leader="none" w:pos="10800"/>
         </w:tabs>
-        <w:spacing w:line="240" w:lineRule="auto"/>
+        <w:spacing w:after="0" w:afterAutospacing="0" w:line="240" w:lineRule="auto"/>
         <w:ind w:left="360" w:hanging="360"/>
         <w:rPr>
           <w:rFonts w:ascii="Calibri" w:cs="Calibri" w:eastAsia="Calibri" w:hAnsi="Calibri"/>
           <w:sz w:val="21"/>
           <w:szCs w:val="21"/>
-          <w:u w:val="none"/>
-        </w:rPr>
-      </w:pPr>
-      <w:r>
-        <w:rPr>
-          <w:rFonts w:ascii="Calibri" w:cs="Calibri" w:eastAsia="Calibri" w:hAnsi="Calibri"/>
-          <w:b w:val="1"/>
-          <w:bCs w:val="1"/>
-          <w:sz w:val="21"/>
-          <w:szCs w:val="21"/>
-          <w:rtl w:val="0"/>
-        </w:rPr>
-        <w:t xml:space="preserve">Led a 7-engineer team</w:t>
-      </w:r>
-      <w:r>
-        <w:rPr>
-          <w:rFonts w:ascii="Calibri" w:cs="Calibri" w:eastAsia="Calibri" w:hAnsi="Calibri"/>
-          <w:sz w:val="21"/>
-          <w:szCs w:val="21"/>
-          <w:rtl w:val="0"/>
-        </w:rPr>
-        <w:t xml:space="preserve"> delivering the in-house order management platform supporting around </w:t>
-      </w:r>
-      <w:r>
-        <w:rPr>
-          <w:rFonts w:ascii="Calibri" w:cs="Calibri" w:eastAsia="Calibri" w:hAnsi="Calibri"/>
-          <w:b w:val="1"/>
-          <w:bCs w:val="1"/>
-          <w:sz w:val="21"/>
-          <w:szCs w:val="21"/>
-          <w:rtl w:val="0"/>
-        </w:rPr>
-        <w:t xml:space="preserve">11M orders/day</w:t>
-      </w:r>
-      <w:r>
-        <w:rPr>
-          <w:rFonts w:ascii="Calibri" w:cs="Calibri" w:eastAsia="Calibri" w:hAnsi="Calibri"/>
-          <w:sz w:val="21"/>
-          <w:szCs w:val="21"/>
-          <w:rtl w:val="0"/>
-        </w:rPr>
-        <w:t xml:space="preserve"> at </w:t>
-      </w:r>
-      <w:r>
-        <w:rPr>
-          <w:rFonts w:ascii="Calibri" w:cs="Calibri" w:eastAsia="Calibri" w:hAnsi="Calibri"/>
-          <w:b w:val="1"/>
-          <w:bCs w:val="1"/>
-          <w:sz w:val="21"/>
-          <w:szCs w:val="21"/>
-          <w:rtl w:val="0"/>
-        </w:rPr>
-        <w:t xml:space="preserve">P99 50ms</w:t>
+        </w:rPr>
+      </w:pPr>
+      <w:r>
+        <w:rPr>
+          <w:rFonts w:ascii="Calibri" w:cs="Calibri" w:eastAsia="Calibri" w:hAnsi="Calibri"/>
+          <w:sz w:val="21"/>
+          <w:szCs w:val="21"/>
+          <w:rtl w:val="0"/>
+        </w:rPr>
+        <w:t xml:space="preserve">Led a </w:t>
+      </w:r>
+      <w:r>
+        <w:rPr>
+          <w:rFonts w:ascii="Calibri" w:cs="Calibri" w:eastAsia="Calibri" w:hAnsi="Calibri"/>
+          <w:b w:val="1"/>
+          <w:bCs w:val="1"/>
+          <w:sz w:val="21"/>
+          <w:szCs w:val="21"/>
+          <w:rtl w:val="0"/>
+        </w:rPr>
+        <w:t xml:space="preserve">7-engineer team</w:t>
+      </w:r>
+      <w:r>
+        <w:rPr>
+          <w:rFonts w:ascii="Calibri" w:cs="Calibri" w:eastAsia="Calibri" w:hAnsi="Calibri"/>
+          <w:sz w:val="21"/>
+          <w:szCs w:val="21"/>
+          <w:rtl w:val="0"/>
+        </w:rPr>
+        <w:t xml:space="preserve"> building an in-house order management platform supporting </w:t>
+      </w:r>
+      <w:r>
+        <w:rPr>
+          <w:rFonts w:ascii="Calibri" w:cs="Calibri" w:eastAsia="Calibri" w:hAnsi="Calibri"/>
+          <w:b w:val="1"/>
+          <w:bCs w:val="1"/>
+          <w:sz w:val="21"/>
+          <w:szCs w:val="21"/>
+          <w:rtl w:val="0"/>
+        </w:rPr>
+        <w:t xml:space="preserve">11M+ orders/day at &lt;50ms P99</w:t>
       </w:r>
       <w:r>
         <w:rPr>
@@ -1047,11 +896,6 @@
           <w:rtl w:val="0"/>
         </w:rPr>
         <w:t xml:space="preserve">.</w:t>
-      </w:r>
-      <w:r>
-        <w:rPr>
-          <w:rtl w:val="0"/>
-        </w:rPr>
       </w:r>
     </w:p>
     <w:p>
@@ -1061,88 +905,43 @@
           <w:numId w:val="1"/>
         </w:numPr>
         <w:tabs>
-          <w:tab w:val="left" w:leader="none" w:pos="360"/>
+          <w:tab w:val="left" w:leader="none" w:pos="180"/>
           <w:tab w:val="left" w:leader="none" w:pos="270"/>
           <w:tab w:val="left" w:leader="none" w:pos="5760"/>
           <w:tab w:val="left" w:leader="none" w:pos="7920"/>
           <w:tab w:val="right" w:leader="none" w:pos="10800"/>
         </w:tabs>
-        <w:spacing w:line="240" w:lineRule="auto"/>
+        <w:spacing w:after="0" w:afterAutospacing="0" w:before="0" w:beforeAutospacing="0" w:line="240" w:lineRule="auto"/>
         <w:ind w:left="360"/>
-        <w:rPr>
-          <w:rFonts w:ascii="Calibri" w:cs="Calibri" w:eastAsia="Calibri" w:hAnsi="Calibri"/>
-          <w:sz w:val="21"/>
-          <w:szCs w:val="21"/>
-        </w:rPr>
-      </w:pPr>
-      <w:r>
-        <w:rPr>
-          <w:rFonts w:ascii="Calibri" w:cs="Calibri" w:eastAsia="Calibri" w:hAnsi="Calibri"/>
-          <w:sz w:val="21"/>
-          <w:szCs w:val="21"/>
-          <w:rtl w:val="0"/>
-        </w:rPr>
-        <w:t xml:space="preserve">Drove </w:t>
-      </w:r>
-      <w:r>
-        <w:rPr>
-          <w:rFonts w:ascii="Calibri" w:cs="Calibri" w:eastAsia="Calibri" w:hAnsi="Calibri"/>
-          <w:b w:val="1"/>
-          <w:bCs w:val="1"/>
-          <w:sz w:val="21"/>
-          <w:szCs w:val="21"/>
-          <w:rtl w:val="0"/>
-        </w:rPr>
-        <w:t xml:space="preserve">architecture and design</w:t>
-      </w:r>
-      <w:r>
-        <w:rPr>
-          <w:rFonts w:ascii="Calibri" w:cs="Calibri" w:eastAsia="Calibri" w:hAnsi="Calibri"/>
-          <w:sz w:val="21"/>
-          <w:szCs w:val="21"/>
-          <w:rtl w:val="0"/>
-        </w:rPr>
-        <w:t xml:space="preserve"> of a self-serve, high-performance </w:t>
-      </w:r>
-      <w:r>
-        <w:rPr>
-          <w:rFonts w:ascii="Calibri" w:cs="Calibri" w:eastAsia="Calibri" w:hAnsi="Calibri"/>
-          <w:b w:val="1"/>
-          <w:bCs w:val="1"/>
-          <w:sz w:val="21"/>
-          <w:szCs w:val="21"/>
-          <w:rtl w:val="0"/>
-        </w:rPr>
-        <w:t xml:space="preserve">rule engine</w:t>
-      </w:r>
-      <w:r>
-        <w:rPr>
-          <w:rFonts w:ascii="Calibri" w:cs="Calibri" w:eastAsia="Calibri" w:hAnsi="Calibri"/>
-          <w:sz w:val="21"/>
-          <w:szCs w:val="21"/>
-          <w:rtl w:val="0"/>
-        </w:rPr>
-        <w:t xml:space="preserve"> mitigating compliance &amp; margin-shortfall risks; </w:t>
-      </w:r>
-      <w:r>
-        <w:rPr>
-          <w:rFonts w:ascii="Calibri" w:cs="Calibri" w:eastAsia="Calibri" w:hAnsi="Calibri"/>
-          <w:b w:val="1"/>
-          <w:bCs w:val="1"/>
-          <w:sz w:val="21"/>
-          <w:szCs w:val="21"/>
-          <w:rtl w:val="0"/>
-        </w:rPr>
-        <w:t xml:space="preserve">reduced daily ops overhead by ~40%</w:t>
-      </w:r>
-      <w:r>
-        <w:rPr>
-          <w:rFonts w:ascii="Calibri" w:cs="Calibri" w:eastAsia="Calibri" w:hAnsi="Calibri"/>
-          <w:sz w:val="21"/>
-          <w:szCs w:val="21"/>
-          <w:rtl w:val="0"/>
-        </w:rPr>
-        <w:t xml:space="preserve">.</w:t>
+      </w:pPr>
+      <w:r>
+        <w:rPr>
+          <w:rFonts w:ascii="Calibri" w:cs="Calibri" w:eastAsia="Calibri" w:hAnsi="Calibri"/>
+          <w:sz w:val="21"/>
+          <w:szCs w:val="21"/>
+          <w:rtl w:val="0"/>
+        </w:rPr>
+        <w:t xml:space="preserve">Reduced </w:t>
+      </w:r>
+      <w:r>
+        <w:rPr>
+          <w:rFonts w:ascii="Calibri" w:cs="Calibri" w:eastAsia="Calibri" w:hAnsi="Calibri"/>
+          <w:b w:val="1"/>
+          <w:bCs w:val="1"/>
+          <w:sz w:val="21"/>
+          <w:szCs w:val="21"/>
+          <w:rtl w:val="0"/>
+        </w:rPr>
+        <w:t xml:space="preserve">daily operational overhead by ~40%</w:t>
+      </w:r>
+      <w:r>
+        <w:rPr>
+          <w:rFonts w:ascii="Calibri" w:cs="Calibri" w:eastAsia="Calibri" w:hAnsi="Calibri"/>
+          <w:sz w:val="21"/>
+          <w:szCs w:val="21"/>
+          <w:rtl w:val="0"/>
+        </w:rPr>
+        <w:t xml:space="preserve"> by designing a self-serve rule engine for compliance and margin-risk controls.</w:t>
       </w:r>
     </w:p>
     <w:p>
@@ -1152,48 +951,43 @@
           <w:numId w:val="1"/>
         </w:numPr>
         <w:tabs>
-          <w:tab w:val="left" w:leader="none" w:pos="360"/>
+          <w:tab w:val="left" w:leader="none" w:pos="180"/>
           <w:tab w:val="left" w:leader="none" w:pos="270"/>
           <w:tab w:val="left" w:leader="none" w:pos="5760"/>
           <w:tab w:val="left" w:leader="none" w:pos="7920"/>
           <w:tab w:val="right" w:leader="none" w:pos="10800"/>
         </w:tabs>
-        <w:spacing w:line="240" w:lineRule="auto"/>
+        <w:spacing w:after="0" w:afterAutospacing="0" w:before="0" w:beforeAutospacing="0" w:line="240" w:lineRule="auto"/>
         <w:ind w:left="360"/>
-        <w:rPr>
-          <w:rFonts w:ascii="Calibri" w:cs="Calibri" w:eastAsia="Calibri" w:hAnsi="Calibri"/>
-          <w:sz w:val="21"/>
-          <w:szCs w:val="21"/>
-        </w:rPr>
-      </w:pPr>
-      <w:r>
-        <w:rPr>
-          <w:rFonts w:ascii="Calibri" w:cs="Calibri" w:eastAsia="Calibri" w:hAnsi="Calibri"/>
-          <w:sz w:val="21"/>
-          <w:szCs w:val="21"/>
-          <w:rtl w:val="0"/>
-        </w:rPr>
-        <w:t xml:space="preserve">Led performance &amp; load testing; collaborated with DBAs to tune indexes/queries, yielding </w:t>
-      </w:r>
-      <w:r>
-        <w:rPr>
-          <w:rFonts w:ascii="Calibri" w:cs="Calibri" w:eastAsia="Calibri" w:hAnsi="Calibri"/>
-          <w:b w:val="1"/>
-          <w:bCs w:val="1"/>
-          <w:sz w:val="21"/>
-          <w:szCs w:val="21"/>
-          <w:rtl w:val="0"/>
-        </w:rPr>
-        <w:t xml:space="preserve">20% performance improvement</w:t>
-      </w:r>
-      <w:r>
-        <w:rPr>
-          <w:rFonts w:ascii="Calibri" w:cs="Calibri" w:eastAsia="Calibri" w:hAnsi="Calibri"/>
-          <w:sz w:val="21"/>
-          <w:szCs w:val="21"/>
-          <w:rtl w:val="0"/>
-        </w:rPr>
-        <w:t xml:space="preserve">.</w:t>
+      </w:pPr>
+      <w:r>
+        <w:rPr>
+          <w:rFonts w:ascii="Calibri" w:cs="Calibri" w:eastAsia="Calibri" w:hAnsi="Calibri"/>
+          <w:sz w:val="21"/>
+          <w:szCs w:val="21"/>
+          <w:rtl w:val="0"/>
+        </w:rPr>
+        <w:t xml:space="preserve">Improved </w:t>
+      </w:r>
+      <w:r>
+        <w:rPr>
+          <w:rFonts w:ascii="Calibri" w:cs="Calibri" w:eastAsia="Calibri" w:hAnsi="Calibri"/>
+          <w:b w:val="1"/>
+          <w:bCs w:val="1"/>
+          <w:sz w:val="21"/>
+          <w:szCs w:val="21"/>
+          <w:rtl w:val="0"/>
+        </w:rPr>
+        <w:t xml:space="preserve">platform performance by 20%</w:t>
+      </w:r>
+      <w:r>
+        <w:rPr>
+          <w:rFonts w:ascii="Calibri" w:cs="Calibri" w:eastAsia="Calibri" w:hAnsi="Calibri"/>
+          <w:sz w:val="21"/>
+          <w:szCs w:val="21"/>
+          <w:rtl w:val="0"/>
+        </w:rPr>
+        <w:t xml:space="preserve"> by building a performance testing framework and eliminating system bottlenecks.</w:t>
       </w:r>
     </w:p>
     <w:p>
@@ -1203,39 +997,23 @@
           <w:numId w:val="1"/>
         </w:numPr>
         <w:tabs>
-          <w:tab w:val="left" w:leader="none" w:pos="360"/>
+          <w:tab w:val="left" w:leader="none" w:pos="180"/>
           <w:tab w:val="left" w:leader="none" w:pos="270"/>
           <w:tab w:val="left" w:leader="none" w:pos="5760"/>
           <w:tab w:val="left" w:leader="none" w:pos="7920"/>
           <w:tab w:val="right" w:leader="none" w:pos="10800"/>
         </w:tabs>
-        <w:spacing w:line="240" w:lineRule="auto"/>
+        <w:spacing w:after="0" w:afterAutospacing="0" w:before="0" w:beforeAutospacing="0" w:line="240" w:lineRule="auto"/>
         <w:ind w:left="360"/>
-        <w:rPr>
-          <w:rFonts w:ascii="Calibri" w:cs="Calibri" w:eastAsia="Calibri" w:hAnsi="Calibri"/>
-          <w:sz w:val="21"/>
-          <w:szCs w:val="21"/>
-        </w:rPr>
-      </w:pPr>
-      <w:r>
-        <w:rPr>
-          <w:rFonts w:ascii="Calibri" w:cs="Calibri" w:eastAsia="Calibri" w:hAnsi="Calibri"/>
-          <w:b w:val="1"/>
-          <w:bCs w:val="1"/>
-          <w:sz w:val="21"/>
-          <w:szCs w:val="21"/>
-          <w:rtl w:val="0"/>
-        </w:rPr>
-        <w:t xml:space="preserve">Established team-wide standards</w:t>
-      </w:r>
-      <w:r>
-        <w:rPr>
-          <w:rFonts w:ascii="Calibri" w:cs="Calibri" w:eastAsia="Calibri" w:hAnsi="Calibri"/>
-          <w:sz w:val="21"/>
-          <w:szCs w:val="21"/>
-          <w:rtl w:val="0"/>
-        </w:rPr>
-        <w:t xml:space="preserve"> in Go (style guides, SonarQube gates), and mentored the team in best practices improving maintainability and lifting </w:t>
+      </w:pPr>
+      <w:r>
+        <w:rPr>
+          <w:rFonts w:ascii="Calibri" w:cs="Calibri" w:eastAsia="Calibri" w:hAnsi="Calibri"/>
+          <w:sz w:val="21"/>
+          <w:szCs w:val="21"/>
+          <w:rtl w:val="0"/>
+        </w:rPr>
+        <w:t xml:space="preserve">Increased </w:t>
       </w:r>
       <w:r>
         <w:rPr>
@@ -1255,12 +1033,7 @@
           <w:szCs w:val="21"/>
           <w:rtl w:val="0"/>
         </w:rPr>
-        <w:t xml:space="preserve">.</w:t>
-      </w:r>
-      <w:r>
-        <w:rPr>
-          <w:rtl w:val="0"/>
-        </w:rPr>
+        <w:t xml:space="preserve"> by establishing Go standards, quality gates, and engineering best practices.</w:t>
       </w:r>
     </w:p>
     <w:p>
@@ -1270,91 +1043,64 @@
           <w:numId w:val="1"/>
         </w:numPr>
         <w:tabs>
-          <w:tab w:val="left" w:leader="none" w:pos="360"/>
+          <w:tab w:val="left" w:leader="none" w:pos="180"/>
           <w:tab w:val="left" w:leader="none" w:pos="270"/>
           <w:tab w:val="left" w:leader="none" w:pos="5760"/>
           <w:tab w:val="left" w:leader="none" w:pos="7920"/>
           <w:tab w:val="right" w:leader="none" w:pos="10800"/>
         </w:tabs>
-        <w:spacing w:line="240" w:lineRule="auto"/>
-        <w:ind w:left="360" w:hanging="360"/>
-        <w:rPr>
-          <w:rFonts w:ascii="Calibri" w:cs="Calibri" w:eastAsia="Calibri" w:hAnsi="Calibri"/>
-          <w:sz w:val="21"/>
-          <w:szCs w:val="21"/>
-          <w:u w:val="none"/>
-        </w:rPr>
-      </w:pPr>
-      <w:r>
-        <w:rPr>
-          <w:rFonts w:ascii="Calibri" w:cs="Calibri" w:eastAsia="Calibri" w:hAnsi="Calibri"/>
-          <w:sz w:val="21"/>
-          <w:szCs w:val="21"/>
-          <w:rtl w:val="0"/>
-        </w:rPr>
-        <w:t xml:space="preserve">Led </w:t>
-      </w:r>
-      <w:r>
-        <w:rPr>
-          <w:rFonts w:ascii="Calibri" w:cs="Calibri" w:eastAsia="Calibri" w:hAnsi="Calibri"/>
-          <w:b w:val="1"/>
-          <w:bCs w:val="1"/>
-          <w:sz w:val="21"/>
-          <w:szCs w:val="21"/>
-          <w:rtl w:val="0"/>
-        </w:rPr>
-        <w:t xml:space="preserve">disaster recovery and HA setup</w:t>
-      </w:r>
-      <w:r>
-        <w:rPr>
-          <w:rFonts w:ascii="Calibri" w:cs="Calibri" w:eastAsia="Calibri" w:hAnsi="Calibri"/>
-          <w:sz w:val="21"/>
-          <w:szCs w:val="21"/>
-          <w:rtl w:val="0"/>
-        </w:rPr>
-        <w:t xml:space="preserve"> design efforts across the system.</w:t>
-      </w:r>
-    </w:p>
-    <w:p>
-      <w:pPr>
-        <w:tabs>
-          <w:tab w:val="left" w:leader="none" w:pos="360"/>
-          <w:tab w:val="left" w:leader="none" w:pos="270"/>
-          <w:tab w:val="left" w:leader="none" w:pos="5760"/>
-          <w:tab w:val="left" w:leader="none" w:pos="7920"/>
-          <w:tab w:val="right" w:leader="none" w:pos="10800"/>
-        </w:tabs>
-        <w:spacing w:line="240" w:lineRule="auto"/>
-        <w:ind w:left="0" w:firstLine="0"/>
-        <w:rPr>
-          <w:rFonts w:ascii="Calibri" w:cs="Calibri" w:eastAsia="Calibri" w:hAnsi="Calibri"/>
-          <w:sz w:val="21"/>
-          <w:szCs w:val="21"/>
-        </w:rPr>
-      </w:pPr>
-      <w:r>
-        <w:rPr>
-          <w:rtl w:val="0"/>
-        </w:rPr>
-      </w:r>
-    </w:p>
-    <w:p>
-      <w:pPr>
-        <w:tabs>
-          <w:tab w:val="left" w:leader="none" w:pos="360"/>
-          <w:tab w:val="left" w:leader="none" w:pos="270"/>
-          <w:tab w:val="left" w:leader="none" w:pos="5760"/>
-          <w:tab w:val="left" w:leader="none" w:pos="7920"/>
-          <w:tab w:val="right" w:leader="none" w:pos="10800"/>
-        </w:tabs>
-        <w:spacing w:line="240" w:lineRule="auto"/>
-        <w:ind w:left="0" w:firstLine="0"/>
-        <w:rPr>
-          <w:rFonts w:ascii="Calibri" w:cs="Calibri" w:eastAsia="Calibri" w:hAnsi="Calibri"/>
-          <w:sz w:val="21"/>
-          <w:szCs w:val="21"/>
-        </w:rPr>
-      </w:pPr>
+        <w:spacing w:after="240" w:before="0" w:beforeAutospacing="0" w:line="240" w:lineRule="auto"/>
+        <w:ind w:left="360"/>
+      </w:pPr>
+      <w:r>
+        <w:rPr>
+          <w:rFonts w:ascii="Calibri" w:cs="Calibri" w:eastAsia="Calibri" w:hAnsi="Calibri"/>
+          <w:sz w:val="21"/>
+          <w:szCs w:val="21"/>
+          <w:rtl w:val="0"/>
+        </w:rPr>
+        <w:t xml:space="preserve">Designed </w:t>
+      </w:r>
+      <w:r>
+        <w:rPr>
+          <w:rFonts w:ascii="Calibri" w:cs="Calibri" w:eastAsia="Calibri" w:hAnsi="Calibri"/>
+          <w:b w:val="1"/>
+          <w:bCs w:val="1"/>
+          <w:sz w:val="21"/>
+          <w:szCs w:val="21"/>
+          <w:rtl w:val="0"/>
+        </w:rPr>
+        <w:t xml:space="preserve">multi-DC high-availability and disaster-recovery architecture</w:t>
+      </w:r>
+      <w:r>
+        <w:rPr>
+          <w:rFonts w:ascii="Calibri" w:cs="Calibri" w:eastAsia="Calibri" w:hAnsi="Calibri"/>
+          <w:sz w:val="21"/>
+          <w:szCs w:val="21"/>
+          <w:rtl w:val="0"/>
+        </w:rPr>
+        <w:t xml:space="preserve"> with automated DR playbooks, achieving </w:t>
+      </w:r>
+      <w:r>
+        <w:rPr>
+          <w:rFonts w:ascii="Calibri" w:cs="Calibri" w:eastAsia="Calibri" w:hAnsi="Calibri"/>
+          <w:b w:val="1"/>
+          <w:bCs w:val="1"/>
+          <w:sz w:val="21"/>
+          <w:szCs w:val="21"/>
+          <w:rtl w:val="0"/>
+        </w:rPr>
+        <w:t xml:space="preserve">5-minute recovery time</w:t>
+      </w:r>
+      <w:r>
+        <w:rPr>
+          <w:rFonts w:ascii="Calibri" w:cs="Calibri" w:eastAsia="Calibri" w:hAnsi="Calibri"/>
+          <w:sz w:val="21"/>
+          <w:szCs w:val="21"/>
+          <w:rtl w:val="0"/>
+        </w:rPr>
+        <w:t xml:space="preserve">.</w:t>
+      </w:r>
       <w:r>
         <w:rPr>
           <w:rtl w:val="0"/>
@@ -1480,7 +1226,47 @@
           <w:szCs w:val="21"/>
           <w:rtl w:val="0"/>
         </w:rPr>
-        <w:t xml:space="preserve">Led and mentored a 6-person team delivering an automated central identity verification platform processing 100 doc sets/second across 8 stages per set.</w:t>
+        <w:t xml:space="preserve">Led a </w:t>
+      </w:r>
+      <w:r>
+        <w:rPr>
+          <w:rFonts w:ascii="Calibri" w:cs="Calibri" w:eastAsia="Calibri" w:hAnsi="Calibri"/>
+          <w:b w:val="1"/>
+          <w:bCs w:val="1"/>
+          <w:sz w:val="21"/>
+          <w:szCs w:val="21"/>
+          <w:rtl w:val="0"/>
+        </w:rPr>
+        <w:t xml:space="preserve">6-engineer team</w:t>
+      </w:r>
+      <w:r>
+        <w:rPr>
+          <w:rFonts w:ascii="Calibri" w:cs="Calibri" w:eastAsia="Calibri" w:hAnsi="Calibri"/>
+          <w:sz w:val="21"/>
+          <w:szCs w:val="21"/>
+          <w:rtl w:val="0"/>
+        </w:rPr>
+        <w:t xml:space="preserve"> building a centralized, 8-stage identity-verification platform integrating ML-based deepfake and spoof detection and processing </w:t>
+      </w:r>
+      <w:r>
+        <w:rPr>
+          <w:rFonts w:ascii="Calibri" w:cs="Calibri" w:eastAsia="Calibri" w:hAnsi="Calibri"/>
+          <w:b w:val="1"/>
+          <w:bCs w:val="1"/>
+          <w:sz w:val="21"/>
+          <w:szCs w:val="21"/>
+          <w:rtl w:val="0"/>
+        </w:rPr>
+        <w:t xml:space="preserve">100 document sets/sec</w:t>
+      </w:r>
+      <w:r>
+        <w:rPr>
+          <w:rFonts w:ascii="Calibri" w:cs="Calibri" w:eastAsia="Calibri" w:hAnsi="Calibri"/>
+          <w:sz w:val="21"/>
+          <w:szCs w:val="21"/>
+          <w:rtl w:val="0"/>
+        </w:rPr>
+        <w:t xml:space="preserve">.</w:t>
       </w:r>
     </w:p>
     <w:p>
@@ -1502,30 +1288,45 @@
           <w:rFonts w:ascii="Calibri" w:cs="Calibri" w:eastAsia="Calibri" w:hAnsi="Calibri"/>
           <w:sz w:val="21"/>
           <w:szCs w:val="21"/>
-          <w:u w:val="none"/>
-        </w:rPr>
-      </w:pPr>
-      <w:r>
-        <w:rPr>
-          <w:rFonts w:ascii="Calibri" w:cs="Calibri" w:eastAsia="Calibri" w:hAnsi="Calibri"/>
-          <w:sz w:val="21"/>
-          <w:szCs w:val="21"/>
-          <w:rtl w:val="0"/>
-        </w:rPr>
-        <w:t xml:space="preserve">Utilised in-house ML/AI models for categorising deepfakes and spoofs to ensure higher quality output.</w:t>
-      </w:r>
-      <w:r>
-        <w:rPr>
-          <w:rtl w:val="0"/>
-        </w:rPr>
-      </w:r>
-    </w:p>
-    <w:p>
-      <w:pPr>
-        <w:numPr>
-          <w:ilvl w:val="0"/>
-          <w:numId w:val="2"/>
-        </w:numPr>
+        </w:rPr>
+      </w:pPr>
+      <w:r>
+        <w:rPr>
+          <w:rFonts w:ascii="Calibri" w:cs="Calibri" w:eastAsia="Calibri" w:hAnsi="Calibri"/>
+          <w:sz w:val="21"/>
+          <w:szCs w:val="21"/>
+          <w:rtl w:val="0"/>
+        </w:rPr>
+        <w:t xml:space="preserve">Owned end-to-end architecture and technical planning across </w:t>
+      </w:r>
+      <w:r>
+        <w:rPr>
+          <w:rFonts w:ascii="Calibri" w:cs="Calibri" w:eastAsia="Calibri" w:hAnsi="Calibri"/>
+          <w:b w:val="1"/>
+          <w:bCs w:val="1"/>
+          <w:sz w:val="21"/>
+          <w:szCs w:val="21"/>
+          <w:rtl w:val="0"/>
+        </w:rPr>
+        <w:t xml:space="preserve">security, data, and platform teams</w:t>
+      </w:r>
+      <w:r>
+        <w:rPr>
+          <w:rFonts w:ascii="Calibri" w:cs="Calibri" w:eastAsia="Calibri" w:hAnsi="Calibri"/>
+          <w:sz w:val="21"/>
+          <w:szCs w:val="21"/>
+          <w:rtl w:val="0"/>
+        </w:rPr>
+        <w:t xml:space="preserve">, covering scalability, reliability, and observability.</w:t>
+      </w:r>
+      <w:r>
+        <w:rPr>
+          <w:rtl w:val="0"/>
+        </w:rPr>
+      </w:r>
+    </w:p>
+    <w:p>
+      <w:pPr>
         <w:tabs>
           <w:tab w:val="left" w:leader="none" w:pos="360"/>
           <w:tab w:val="left" w:leader="none" w:pos="1440"/>
@@ -1534,76 +1335,10 @@
           <w:tab w:val="right" w:leader="none" w:pos="10800"/>
         </w:tabs>
         <w:spacing w:line="240" w:lineRule="auto"/>
-        <w:ind w:left="360" w:hanging="360"/>
-        <w:rPr>
-          <w:rFonts w:ascii="Calibri" w:cs="Calibri" w:eastAsia="Calibri" w:hAnsi="Calibri"/>
-          <w:sz w:val="21"/>
-          <w:szCs w:val="21"/>
-        </w:rPr>
-      </w:pPr>
-      <w:r>
-        <w:rPr>
-          <w:rFonts w:ascii="Calibri" w:cs="Calibri" w:eastAsia="Calibri" w:hAnsi="Calibri"/>
-          <w:sz w:val="21"/>
-          <w:szCs w:val="21"/>
-          <w:rtl w:val="0"/>
-        </w:rPr>
-        <w:t xml:space="preserve">Translated product initiatives into clear technical plans, prioritized backlogs, and aligned execution across security, data, and platform teams.</w:t>
-      </w:r>
-    </w:p>
-    <w:p>
-      <w:pPr>
-        <w:numPr>
-          <w:ilvl w:val="0"/>
-          <w:numId w:val="2"/>
-        </w:numPr>
-        <w:tabs>
-          <w:tab w:val="left" w:leader="none" w:pos="360"/>
-          <w:tab w:val="left" w:leader="none" w:pos="1440"/>
-          <w:tab w:val="left" w:leader="none" w:pos="5760"/>
-          <w:tab w:val="left" w:leader="none" w:pos="7920"/>
-          <w:tab w:val="right" w:leader="none" w:pos="10800"/>
-        </w:tabs>
-        <w:spacing w:line="240" w:lineRule="auto"/>
-        <w:ind w:left="360" w:hanging="360"/>
-        <w:rPr>
-          <w:rFonts w:ascii="Calibri" w:cs="Calibri" w:eastAsia="Calibri" w:hAnsi="Calibri"/>
-          <w:sz w:val="21"/>
-          <w:szCs w:val="21"/>
-        </w:rPr>
-      </w:pPr>
-      <w:r>
-        <w:rPr>
-          <w:rFonts w:ascii="Calibri" w:cs="Calibri" w:eastAsia="Calibri" w:hAnsi="Calibri"/>
-          <w:sz w:val="21"/>
-          <w:szCs w:val="21"/>
-          <w:rtl w:val="0"/>
-        </w:rPr>
-        <w:t xml:space="preserve">Produced end-to-end architecture &amp; data-flow designs for reliability, scale, and observability; defined runbooks and tightened on-call response.</w:t>
-      </w:r>
-      <w:r>
-        <w:rPr>
-          <w:rtl w:val="0"/>
-        </w:rPr>
-      </w:r>
-    </w:p>
-    <w:p>
-      <w:pPr>
-        <w:tabs>
-          <w:tab w:val="left" w:leader="none" w:pos="360"/>
-          <w:tab w:val="left" w:leader="none" w:pos="1440"/>
-          <w:tab w:val="left" w:leader="none" w:pos="5760"/>
-          <w:tab w:val="left" w:leader="none" w:pos="7920"/>
-          <w:tab w:val="right" w:leader="none" w:pos="10800"/>
-        </w:tabs>
-        <w:spacing w:line="240" w:lineRule="auto"/>
-        <w:ind w:left="0" w:firstLine="0"/>
-        <w:rPr>
-          <w:rFonts w:ascii="Calibri" w:cs="Calibri" w:eastAsia="Calibri" w:hAnsi="Calibri"/>
-          <w:i w:val="1"/>
-          <w:iCs w:val="1"/>
-          <w:sz w:val="21"/>
-          <w:szCs w:val="21"/>
+        <w:rPr>
+          <w:rFonts w:ascii="Calibri" w:cs="Calibri" w:eastAsia="Calibri" w:hAnsi="Calibri"/>
+          <w:sz w:val="10"/>
+          <w:szCs w:val="10"/>
         </w:rPr>
       </w:pPr>
       <w:r>
@@ -1768,61 +1503,8 @@
           <w:szCs w:val="21"/>
           <w:rtl w:val="0"/>
         </w:rPr>
-        <w:t xml:space="preserve">Pioneered and implemented a self-serve change management platform, empowering teams to integrate with Version Control.</w:t>
-      </w:r>
-    </w:p>
-    <w:p>
-      <w:pPr>
-        <w:numPr>
-          <w:ilvl w:val="0"/>
-          <w:numId w:val="2"/>
-        </w:numPr>
-        <w:tabs>
-          <w:tab w:val="left" w:leader="none" w:pos="360"/>
-          <w:tab w:val="left" w:leader="none" w:pos="1440"/>
-          <w:tab w:val="left" w:leader="none" w:pos="5760"/>
-          <w:tab w:val="left" w:leader="none" w:pos="7920"/>
-          <w:tab w:val="right" w:leader="none" w:pos="10800"/>
-        </w:tabs>
-        <w:spacing w:line="240" w:lineRule="auto"/>
-        <w:ind w:left="360" w:hanging="360"/>
-        <w:rPr>
-          <w:rFonts w:ascii="Calibri" w:cs="Calibri" w:eastAsia="Calibri" w:hAnsi="Calibri"/>
-          <w:sz w:val="21"/>
-          <w:szCs w:val="21"/>
-        </w:rPr>
-      </w:pPr>
-      <w:r>
-        <w:rPr>
-          <w:rFonts w:ascii="Calibri" w:cs="Calibri" w:eastAsia="Calibri" w:hAnsi="Calibri"/>
-          <w:sz w:val="21"/>
-          <w:szCs w:val="21"/>
-          <w:rtl w:val="0"/>
-        </w:rPr>
-        <w:t xml:space="preserve">Optimized core product workflow by 70%, reducing error rates by 80%.</w:t>
-      </w:r>
-      <w:r>
-        <w:rPr>
-          <w:rtl w:val="0"/>
-        </w:rPr>
-      </w:r>
-    </w:p>
-    <w:p>
-      <w:pPr>
-        <w:tabs>
-          <w:tab w:val="left" w:leader="none" w:pos="360"/>
-          <w:tab w:val="left" w:leader="none" w:pos="1440"/>
-          <w:tab w:val="left" w:leader="none" w:pos="5760"/>
-          <w:tab w:val="left" w:leader="none" w:pos="7920"/>
-          <w:tab w:val="right" w:leader="none" w:pos="10800"/>
-        </w:tabs>
-        <w:spacing w:line="240" w:lineRule="auto"/>
-        <w:rPr>
-          <w:rFonts w:ascii="Calibri" w:cs="Calibri" w:eastAsia="Calibri" w:hAnsi="Calibri"/>
-          <w:sz w:val="10"/>
-          <w:szCs w:val="10"/>
-        </w:rPr>
-      </w:pPr>
+        <w:t xml:space="preserve">Built a self-serve change management platform for version-controlled workflows; improved a core product workflow by 70% and reduced error rates by 80%.</w:t>
+      </w:r>
       <w:r>
         <w:rPr>
           <w:rtl w:val="0"/>
@@ -1977,7 +1659,7 @@
           <w:szCs w:val="21"/>
           <w:rtl w:val="0"/>
         </w:rPr>
-        <w:t xml:space="preserve">Orchestrated mutual funds platform revamp, driving key architectural decisions, managing transactions of millions of dollars daily.</w:t>
+        <w:t xml:space="preserve">Led the architecture and revamp of a mutual funds platform processing millions of dollars in daily transactions.</w:t>
       </w:r>
     </w:p>
     <w:p>
@@ -2008,7 +1690,161 @@
           <w:szCs w:val="21"/>
           <w:rtl w:val="0"/>
         </w:rPr>
-        <w:t xml:space="preserve">Saved 30% operations' teams daily man hours by automating previous manual tasks using incoming e-mail parsing and headless-chrome based automation.</w:t>
+        <w:t xml:space="preserve">Automated operational workflows, reducing daily manual effort by 30% and contributing to a 66% reduction in customer complaints.</w:t>
+      </w:r>
+    </w:p>
+    <w:p>
+      <w:pPr>
+        <w:tabs>
+          <w:tab w:val="left" w:leader="none" w:pos="360"/>
+          <w:tab w:val="left" w:leader="none" w:pos="1440"/>
+          <w:tab w:val="left" w:leader="none" w:pos="5760"/>
+          <w:tab w:val="left" w:leader="none" w:pos="7920"/>
+          <w:tab w:val="right" w:leader="none" w:pos="10800"/>
+        </w:tabs>
+        <w:spacing w:line="240" w:lineRule="auto"/>
+        <w:rPr>
+          <w:rFonts w:ascii="Calibri" w:cs="Calibri" w:eastAsia="Calibri" w:hAnsi="Calibri"/>
+          <w:sz w:val="10"/>
+          <w:szCs w:val="10"/>
+        </w:rPr>
+      </w:pPr>
+      <w:r>
+        <w:rPr>
+          <w:rtl w:val="0"/>
+        </w:rPr>
+      </w:r>
+    </w:p>
+    <w:p>
+      <w:pPr>
+        <w:tabs>
+          <w:tab w:val="left" w:leader="none" w:pos="360"/>
+          <w:tab w:val="left" w:leader="none" w:pos="1440"/>
+          <w:tab w:val="left" w:leader="none" w:pos="5760"/>
+          <w:tab w:val="left" w:leader="none" w:pos="7920"/>
+          <w:tab w:val="right" w:leader="none" w:pos="10800"/>
+        </w:tabs>
+        <w:spacing w:line="240" w:lineRule="auto"/>
+        <w:rPr>
+          <w:rFonts w:ascii="Calibri" w:cs="Calibri" w:eastAsia="Calibri" w:hAnsi="Calibri"/>
+          <w:sz w:val="21"/>
+          <w:szCs w:val="21"/>
+        </w:rPr>
+      </w:pPr>
+      <w:r>
+        <w:rPr>
+          <w:rtl w:val="0"/>
+        </w:rPr>
+      </w:r>
+    </w:p>
+    <w:p>
+      <w:pPr>
+        <w:tabs>
+          <w:tab w:val="left" w:leader="none" w:pos="360"/>
+          <w:tab w:val="left" w:leader="none" w:pos="1440"/>
+          <w:tab w:val="left" w:leader="none" w:pos="5760"/>
+          <w:tab w:val="left" w:leader="none" w:pos="7920"/>
+          <w:tab w:val="right" w:leader="none" w:pos="11340"/>
+        </w:tabs>
+        <w:spacing w:line="240" w:lineRule="auto"/>
+        <w:rPr>
+          <w:rFonts w:ascii="Calibri" w:cs="Calibri" w:eastAsia="Calibri" w:hAnsi="Calibri"/>
+          <w:i w:val="1"/>
+          <w:iCs w:val="1"/>
+          <w:sz w:val="21"/>
+          <w:szCs w:val="21"/>
+        </w:rPr>
+      </w:pPr>
+      <w:r>
+        <w:rPr>
+          <w:rFonts w:ascii="Calibri" w:cs="Calibri" w:eastAsia="Calibri" w:hAnsi="Calibri"/>
+          <w:b w:val="1"/>
+          <w:bCs w:val="1"/>
+          <w:sz w:val="21"/>
+          <w:szCs w:val="21"/>
+          <w:rtl w:val="0"/>
+        </w:rPr>
+        <w:t xml:space="preserve">Blocknomic Technologies Ltd</w:t>
+      </w:r>
+      <w:r>
+        <w:rPr>
+          <w:rFonts w:ascii="Calibri" w:cs="Calibri" w:eastAsia="Calibri" w:hAnsi="Calibri"/>
+          <w:i w:val="1"/>
+          <w:iCs w:val="1"/>
+          <w:sz w:val="21"/>
+          <w:szCs w:val="21"/>
+          <w:rtl w:val="0"/>
+        </w:rPr>
+        <w:tab/>
+        <w:tab/>
+        <w:t xml:space="preserve">   Gurgaon, India</w:t>
+      </w:r>
+    </w:p>
+    <w:p>
+      <w:pPr>
+        <w:tabs>
+          <w:tab w:val="left" w:leader="none" w:pos="360"/>
+          <w:tab w:val="left" w:leader="none" w:pos="1440"/>
+          <w:tab w:val="left" w:leader="none" w:pos="5760"/>
+          <w:tab w:val="left" w:leader="none" w:pos="7920"/>
+          <w:tab w:val="right" w:leader="none" w:pos="11340"/>
+        </w:tabs>
+        <w:spacing w:line="240" w:lineRule="auto"/>
+        <w:rPr>
+          <w:rFonts w:ascii="Calibri" w:cs="Calibri" w:eastAsia="Calibri" w:hAnsi="Calibri"/>
+          <w:i w:val="1"/>
+          <w:iCs w:val="1"/>
+          <w:sz w:val="21"/>
+          <w:szCs w:val="21"/>
+        </w:rPr>
+      </w:pPr>
+      <w:r>
+        <w:rPr>
+          <w:rFonts w:ascii="Calibri" w:cs="Calibri" w:eastAsia="Calibri" w:hAnsi="Calibri"/>
+          <w:sz w:val="21"/>
+          <w:szCs w:val="21"/>
+          <w:u w:val="single"/>
+          <w:rtl w:val="0"/>
+        </w:rPr>
+        <w:t xml:space="preserve">Senior Software Developer</w:t>
+      </w:r>
+      <w:r>
+        <w:rPr>
+          <w:rFonts w:ascii="Calibri" w:cs="Calibri" w:eastAsia="Calibri" w:hAnsi="Calibri"/>
+          <w:i w:val="1"/>
+          <w:iCs w:val="1"/>
+          <w:sz w:val="21"/>
+          <w:szCs w:val="21"/>
+          <w:rtl w:val="0"/>
+        </w:rPr>
+        <w:t xml:space="preserve"> </w:t>
+        <w:tab/>
+        <w:t xml:space="preserve">                   </w:t>
+      </w:r>
+      <w:r>
+        <w:rPr>
+          <w:rFonts w:ascii="Calibri" w:cs="Calibri" w:eastAsia="Calibri" w:hAnsi="Calibri"/>
+          <w:sz w:val="21"/>
+          <w:szCs w:val="21"/>
+          <w:rtl w:val="0"/>
+        </w:rPr>
+        <w:t xml:space="preserve">January 2018 – December 2018</w:t>
+      </w:r>
+      <w:r>
+        <w:rPr>
+          <w:rFonts w:ascii="Calibri" w:cs="Calibri" w:eastAsia="Calibri" w:hAnsi="Calibri"/>
+          <w:b w:val="1"/>
+          <w:bCs w:val="1"/>
+          <w:sz w:val="21"/>
+          <w:szCs w:val="21"/>
+          <w:rtl w:val="0"/>
+        </w:rPr>
+        <w:tab/>
+      </w:r>
+      <w:r>
+        <w:rPr>
+          <w:rtl w:val="0"/>
+        </w:rPr>
       </w:r>
     </w:p>
     <w:p>
@@ -2025,191 +1861,6 @@
           <w:tab w:val="right" w:leader="none" w:pos="10800"/>
         </w:tabs>
         <w:spacing w:line="240" w:lineRule="auto"/>
-        <w:ind w:left="360" w:hanging="360"/>
-        <w:rPr>
-          <w:rFonts w:ascii="Calibri" w:cs="Calibri" w:eastAsia="Calibri" w:hAnsi="Calibri"/>
-          <w:sz w:val="21"/>
-          <w:szCs w:val="21"/>
-        </w:rPr>
-      </w:pPr>
-      <w:r>
-        <w:rPr>
-          <w:rFonts w:ascii="Calibri" w:cs="Calibri" w:eastAsia="Calibri" w:hAnsi="Calibri"/>
-          <w:sz w:val="21"/>
-          <w:szCs w:val="21"/>
-          <w:rtl w:val="0"/>
-        </w:rPr>
-        <w:t xml:space="preserve">Engaged with stakeholders to address bottlenecks and pain points, reducing customer complaints by 66%.</w:t>
-      </w:r>
-    </w:p>
-    <w:p>
-      <w:pPr>
-        <w:tabs>
-          <w:tab w:val="left" w:leader="none" w:pos="360"/>
-          <w:tab w:val="left" w:leader="none" w:pos="1440"/>
-          <w:tab w:val="left" w:leader="none" w:pos="5760"/>
-          <w:tab w:val="left" w:leader="none" w:pos="7920"/>
-          <w:tab w:val="right" w:leader="none" w:pos="10800"/>
-        </w:tabs>
-        <w:spacing w:line="240" w:lineRule="auto"/>
-        <w:rPr>
-          <w:rFonts w:ascii="Calibri" w:cs="Calibri" w:eastAsia="Calibri" w:hAnsi="Calibri"/>
-          <w:sz w:val="10"/>
-          <w:szCs w:val="10"/>
-        </w:rPr>
-      </w:pPr>
-      <w:r>
-        <w:rPr>
-          <w:rtl w:val="0"/>
-        </w:rPr>
-      </w:r>
-    </w:p>
-    <w:p>
-      <w:pPr>
-        <w:tabs>
-          <w:tab w:val="left" w:leader="none" w:pos="360"/>
-          <w:tab w:val="left" w:leader="none" w:pos="1440"/>
-          <w:tab w:val="left" w:leader="none" w:pos="5760"/>
-          <w:tab w:val="left" w:leader="none" w:pos="7920"/>
-          <w:tab w:val="right" w:leader="none" w:pos="10800"/>
-        </w:tabs>
-        <w:spacing w:line="240" w:lineRule="auto"/>
-        <w:rPr>
-          <w:rFonts w:ascii="Calibri" w:cs="Calibri" w:eastAsia="Calibri" w:hAnsi="Calibri"/>
-          <w:sz w:val="21"/>
-          <w:szCs w:val="21"/>
-        </w:rPr>
-      </w:pPr>
-      <w:r>
-        <w:rPr>
-          <w:rtl w:val="0"/>
-        </w:rPr>
-      </w:r>
-    </w:p>
-    <w:p>
-      <w:pPr>
-        <w:tabs>
-          <w:tab w:val="left" w:leader="none" w:pos="360"/>
-          <w:tab w:val="left" w:leader="none" w:pos="1440"/>
-          <w:tab w:val="left" w:leader="none" w:pos="5760"/>
-          <w:tab w:val="left" w:leader="none" w:pos="7920"/>
-          <w:tab w:val="right" w:leader="none" w:pos="11340"/>
-        </w:tabs>
-        <w:spacing w:line="240" w:lineRule="auto"/>
-        <w:rPr>
-          <w:rFonts w:ascii="Calibri" w:cs="Calibri" w:eastAsia="Calibri" w:hAnsi="Calibri"/>
-          <w:i w:val="1"/>
-          <w:iCs w:val="1"/>
-          <w:sz w:val="21"/>
-          <w:szCs w:val="21"/>
-        </w:rPr>
-      </w:pPr>
-      <w:r>
-        <w:rPr>
-          <w:rFonts w:ascii="Calibri" w:cs="Calibri" w:eastAsia="Calibri" w:hAnsi="Calibri"/>
-          <w:b w:val="1"/>
-          <w:bCs w:val="1"/>
-          <w:sz w:val="21"/>
-          <w:szCs w:val="21"/>
-          <w:rtl w:val="0"/>
-        </w:rPr>
-        <w:t xml:space="preserve">Blocknomic Technologies Ltd</w:t>
-      </w:r>
-      <w:r>
-        <w:rPr>
-          <w:rFonts w:ascii="Calibri" w:cs="Calibri" w:eastAsia="Calibri" w:hAnsi="Calibri"/>
-          <w:i w:val="1"/>
-          <w:iCs w:val="1"/>
-          <w:sz w:val="21"/>
-          <w:szCs w:val="21"/>
-          <w:rtl w:val="0"/>
-        </w:rPr>
-        <w:tab/>
-        <w:tab/>
-        <w:t xml:space="preserve">   Gurgaon, India</w:t>
-      </w:r>
-    </w:p>
-    <w:p>
-      <w:pPr>
-        <w:tabs>
-          <w:tab w:val="left" w:leader="none" w:pos="360"/>
-          <w:tab w:val="left" w:leader="none" w:pos="1440"/>
-          <w:tab w:val="left" w:leader="none" w:pos="5760"/>
-          <w:tab w:val="left" w:leader="none" w:pos="7920"/>
-          <w:tab w:val="right" w:leader="none" w:pos="11340"/>
-        </w:tabs>
-        <w:spacing w:line="240" w:lineRule="auto"/>
-        <w:rPr>
-          <w:rFonts w:ascii="Calibri" w:cs="Calibri" w:eastAsia="Calibri" w:hAnsi="Calibri"/>
-          <w:i w:val="1"/>
-          <w:iCs w:val="1"/>
-          <w:sz w:val="21"/>
-          <w:szCs w:val="21"/>
-        </w:rPr>
-      </w:pPr>
-      <w:r>
-        <w:rPr>
-          <w:rFonts w:ascii="Calibri" w:cs="Calibri" w:eastAsia="Calibri" w:hAnsi="Calibri"/>
-          <w:sz w:val="21"/>
-          <w:szCs w:val="21"/>
-          <w:u w:val="single"/>
-          <w:rtl w:val="0"/>
-        </w:rPr>
-        <w:t xml:space="preserve">Senior Software Developer</w:t>
-      </w:r>
-      <w:r>
-        <w:rPr>
-          <w:rFonts w:ascii="Calibri" w:cs="Calibri" w:eastAsia="Calibri" w:hAnsi="Calibri"/>
-          <w:i w:val="1"/>
-          <w:iCs w:val="1"/>
-          <w:sz w:val="21"/>
-          <w:szCs w:val="21"/>
-          <w:rtl w:val="0"/>
-        </w:rPr>
-        <w:t xml:space="preserve"> </w:t>
-        <w:tab/>
-        <w:t xml:space="preserve">                   </w:t>
-      </w:r>
-      <w:r>
-        <w:rPr>
-          <w:rFonts w:ascii="Calibri" w:cs="Calibri" w:eastAsia="Calibri" w:hAnsi="Calibri"/>
-          <w:sz w:val="21"/>
-          <w:szCs w:val="21"/>
-          <w:rtl w:val="0"/>
-        </w:rPr>
-        <w:t xml:space="preserve">January 2018 – December 2018</w:t>
-      </w:r>
-      <w:r>
-        <w:rPr>
-          <w:rFonts w:ascii="Calibri" w:cs="Calibri" w:eastAsia="Calibri" w:hAnsi="Calibri"/>
-          <w:b w:val="1"/>
-          <w:bCs w:val="1"/>
-          <w:sz w:val="21"/>
-          <w:szCs w:val="21"/>
-          <w:rtl w:val="0"/>
-        </w:rPr>
-        <w:tab/>
-      </w:r>
-      <w:r>
-        <w:rPr>
-          <w:rtl w:val="0"/>
-        </w:rPr>
-      </w:r>
-    </w:p>
-    <w:p>
-      <w:pPr>
-        <w:numPr>
-          <w:ilvl w:val="0"/>
-          <w:numId w:val="2"/>
-        </w:numPr>
-        <w:tabs>
-          <w:tab w:val="left" w:leader="none" w:pos="360"/>
-          <w:tab w:val="left" w:leader="none" w:pos="1440"/>
-          <w:tab w:val="left" w:leader="none" w:pos="5760"/>
-          <w:tab w:val="left" w:leader="none" w:pos="7920"/>
-          <w:tab w:val="right" w:leader="none" w:pos="10800"/>
-        </w:tabs>
-        <w:spacing w:line="240" w:lineRule="auto"/>
         <w:ind w:left="360"/>
         <w:rPr>
           <w:rFonts w:ascii="Calibri" w:cs="Calibri" w:eastAsia="Calibri" w:hAnsi="Calibri"/>
@@ -2224,7 +1875,27 @@
           <w:szCs w:val="21"/>
           <w:rtl w:val="0"/>
         </w:rPr>
-        <w:t xml:space="preserve">Led 3 engineers in developing a cryptocurrency exchange aggregator and making crucial architectural decisions. Integrated with public blockchains for real-time transactions.</w:t>
+        <w:t xml:space="preserve">Led </w:t>
+      </w:r>
+      <w:r>
+        <w:rPr>
+          <w:rFonts w:ascii="Calibri" w:cs="Calibri" w:eastAsia="Calibri" w:hAnsi="Calibri"/>
+          <w:b w:val="1"/>
+          <w:bCs w:val="1"/>
+          <w:sz w:val="21"/>
+          <w:szCs w:val="21"/>
+          <w:rtl w:val="0"/>
+        </w:rPr>
+        <w:t xml:space="preserve">3 engineers</w:t>
+      </w:r>
+      <w:r>
+        <w:rPr>
+          <w:rFonts w:ascii="Calibri" w:cs="Calibri" w:eastAsia="Calibri" w:hAnsi="Calibri"/>
+          <w:sz w:val="21"/>
+          <w:szCs w:val="21"/>
+          <w:rtl w:val="0"/>
+        </w:rPr>
+        <w:t xml:space="preserve"> building a cryptocurrency exchange aggregator with real-time public blockchain integrations.</w:t>
       </w:r>
     </w:p>
     <w:p>

--- a/static/resume.docx
+++ b/static/resume.docx
@@ -1079,27 +1079,7 @@
           <w:szCs w:val="21"/>
           <w:rtl w:val="0"/>
         </w:rPr>
-        <w:t xml:space="preserve"> with automated DR playbooks, achieving </w:t>
-      </w:r>
-      <w:r>
-        <w:rPr>
-          <w:rFonts w:ascii="Calibri" w:cs="Calibri" w:eastAsia="Calibri" w:hAnsi="Calibri"/>
-          <w:b w:val="1"/>
-          <w:bCs w:val="1"/>
-          <w:sz w:val="21"/>
-          <w:szCs w:val="21"/>
-          <w:rtl w:val="0"/>
-        </w:rPr>
-        <w:t xml:space="preserve">5-minute recovery time</w:t>
-      </w:r>
-      <w:r>
-        <w:rPr>
-          <w:rFonts w:ascii="Calibri" w:cs="Calibri" w:eastAsia="Calibri" w:hAnsi="Calibri"/>
-          <w:sz w:val="21"/>
-          <w:szCs w:val="21"/>
-          <w:rtl w:val="0"/>
-        </w:rPr>
-        <w:t xml:space="preserve">.</w:t>
+        <w:t xml:space="preserve"> with automated DR playbooks.</w:t>
       </w:r>
       <w:r>
         <w:rPr>

--- a/static/resume.docx
+++ b/static/resume.docx
@@ -152,27 +152,7 @@
           <w:szCs w:val="21"/>
           <w:rtl w:val="0"/>
         </w:rPr>
-        <w:t xml:space="preserve">Engineering Manager with 10+ years of software engineering experience, currently leading 13 engineers across trading and post-trade risk platforms, including a platform handling </w:t>
-      </w:r>
-      <w:r>
-        <w:rPr>
-          <w:rFonts w:ascii="Calibri" w:cs="Calibri" w:eastAsia="Calibri" w:hAnsi="Calibri"/>
-          <w:b w:val="1"/>
-          <w:bCs w:val="1"/>
-          <w:sz w:val="21"/>
-          <w:szCs w:val="21"/>
-          <w:rtl w:val="0"/>
-        </w:rPr>
-        <w:t xml:space="preserve">75M+ orders/day at &lt;50ms P99</w:t>
-      </w:r>
-      <w:r>
-        <w:rPr>
-          <w:rFonts w:ascii="Calibri" w:cs="Calibri" w:eastAsia="Calibri" w:hAnsi="Calibri"/>
-          <w:sz w:val="21"/>
-          <w:szCs w:val="21"/>
-          <w:rtl w:val="0"/>
-        </w:rPr>
-        <w:t xml:space="preserve">. Track record of scaling distributed systems, reducing costs, leading cross-functional transformations, and developing engineering teams.</w:t>
+        <w:t xml:space="preserve">Engineering Manager with 10+ years of software engineering experience, currently leading 13 engineers across trading and post-trade risk platforms, including a platform handling 75M+ orders/day at &lt;50ms P99. Track record of scaling distributed systems, reducing costs, leading cross-functional transformations, and developing engineering teams.</w:t>
       </w:r>
     </w:p>
     <w:p>
@@ -542,7 +522,7 @@
           <w:szCs w:val="21"/>
           <w:rtl w:val="0"/>
         </w:rPr>
-        <w:t xml:space="preserve"> through platform and service consolidation.</w:t>
+        <w:t xml:space="preserve"> through infrastructure rightsizing, platform rationalization, and service consolidation.</w:t>
       </w:r>
     </w:p>
     <w:p>

--- a/static/resume.docx
+++ b/static/resume.docx
@@ -522,7 +522,7 @@
           <w:szCs w:val="21"/>
           <w:rtl w:val="0"/>
         </w:rPr>
-        <w:t xml:space="preserve"> through infrastructure rightsizing, platform rationalization, and service consolidation.</w:t>
+        <w:t xml:space="preserve"> through rightsizing, platform rationalization, and service consolidation.</w:t>
       </w:r>
     </w:p>
     <w:p>

--- a/static/resume.docx
+++ b/static/resume.docx
@@ -318,7 +318,7 @@
           <w:szCs w:val="21"/>
           <w:rtl w:val="0"/>
         </w:rPr>
-        <w:t xml:space="preserve">Lead </w:t>
+        <w:t xml:space="preserve">Leading </w:t>
       </w:r>
       <w:r>
         <w:rPr>
